--- a/谈信开源项目-部署文档.docx
+++ b/谈信开源项目-部署文档.docx
@@ -14283,7 +14283,7 @@
           <w:highlight w:val="none"/>
           <w:lang w:val="zh-CN"/>
         </w:rPr>
-        <w:t xml:space="preserve">  "data-root": "/data/docker/data",</w:t>
+        <w:t xml:space="preserve">  "data-root": "/data/docker/data"</w:t>
       </w:r>
       <w:r/>
     </w:p>
@@ -14292,99 +14292,300 @@
         <w:pBdr/>
         <w:spacing w:after="0" w:afterAutospacing="0" w:line="240" w:lineRule="auto"/>
         <w:ind w:firstLine="0" w:left="709"/>
-        <w:rPr/>
-      </w:pPr>
-      <w:r>
-        <w:rPr>
-          <w:rFonts w:ascii="SimSun" w:hAnsi="SimSun" w:cs="SimSun"/>
-          <w:sz w:val="24"/>
-          <w:szCs w:val="24"/>
-          <w:highlight w:val="none"/>
-          <w:lang w:val="zh-CN"/>
-        </w:rPr>
-        <w:t xml:space="preserve">  "storage-driver": "overlay2",</w:t>
-      </w:r>
-      <w:r/>
+        <w:rPr>
+          <w:rFonts w:ascii="SimSun" w:hAnsi="SimSun" w:cs="SimSun"/>
+          <w:sz w:val="24"/>
+          <w:szCs w:val="24"/>
+          <w:highlight w:val="none"/>
+          <w:lang w:val="zh-CN"/>
+        </w:rPr>
+      </w:pPr>
+      <w:r>
+        <w:rPr>
+          <w:rFonts w:ascii="SimSun" w:hAnsi="SimSun" w:cs="SimSun"/>
+          <w:sz w:val="24"/>
+          <w:szCs w:val="24"/>
+          <w:highlight w:val="none"/>
+          <w:lang w:val="zh-CN"/>
+        </w:rPr>
+        <w:t xml:space="preserve">}</w:t>
+      </w:r>
+      <w:r>
+        <w:rPr>
+          <w:rFonts w:ascii="SimSun" w:hAnsi="SimSun" w:cs="SimSun"/>
+          <w:sz w:val="24"/>
+          <w:szCs w:val="24"/>
+          <w:highlight w:val="none"/>
+          <w:lang w:val="zh-CN"/>
+        </w:rPr>
+      </w:r>
+      <w:r>
+        <w:rPr>
+          <w:rFonts w:ascii="SimSun" w:hAnsi="SimSun" w:cs="SimSun"/>
+          <w:sz w:val="24"/>
+          <w:szCs w:val="24"/>
+          <w:highlight w:val="none"/>
+          <w:lang w:val="zh-CN"/>
+        </w:rPr>
+      </w:r>
     </w:p>
     <w:p>
       <w:pPr>
         <w:pBdr/>
         <w:spacing w:after="0" w:afterAutospacing="0" w:line="240" w:lineRule="auto"/>
-        <w:ind w:firstLine="0" w:left="709"/>
-        <w:rPr/>
-      </w:pPr>
-      <w:r>
-        <w:rPr>
-          <w:rFonts w:ascii="SimSun" w:hAnsi="SimSun" w:cs="SimSun"/>
-          <w:sz w:val="24"/>
-          <w:szCs w:val="24"/>
-          <w:highlight w:val="none"/>
-          <w:lang w:val="zh-CN"/>
-        </w:rPr>
-        <w:t xml:space="preserve">  "storage-opts": [</w:t>
-      </w:r>
-      <w:r/>
+        <w:ind w:firstLine="0" w:left="0"/>
+        <w:rPr>
+          <w:rFonts w:ascii="SimSun" w:hAnsi="SimSun" w:cs="SimSun"/>
+          <w:sz w:val="24"/>
+          <w:szCs w:val="24"/>
+          <w:highlight w:val="none"/>
+          <w:lang w:val="zh-CN"/>
+        </w:rPr>
+      </w:pPr>
+      <w:r>
+        <w:rPr>
+          <w:rFonts w:ascii="SimSun" w:hAnsi="SimSun" w:cs="SimSun"/>
+          <w:sz w:val="24"/>
+          <w:szCs w:val="24"/>
+          <w:highlight w:val="none"/>
+          <w:lang w:val="zh-CN"/>
+        </w:rPr>
+        <w:t xml:space="preserve">这里</w:t>
+      </w:r>
+      <w:r>
+        <w:rPr>
+          <w:rFonts w:ascii="SimSun" w:hAnsi="SimSun" w:cs="SimSun"/>
+          <w:sz w:val="24"/>
+          <w:szCs w:val="24"/>
+          <w:highlight w:val="none"/>
+          <w:lang w:val="zh-CN"/>
+        </w:rPr>
+        <w:t xml:space="preserve">/data/docker/data</w:t>
+      </w:r>
+      <w:r>
+        <w:rPr>
+          <w:rFonts w:ascii="SimSun" w:hAnsi="SimSun" w:cs="SimSun"/>
+          <w:sz w:val="24"/>
+          <w:szCs w:val="24"/>
+          <w:highlight w:val="none"/>
+          <w:lang w:val="zh-CN"/>
+        </w:rPr>
+        <w:t xml:space="preserve">为指定的新的容器和镜像存储目录</w:t>
+      </w:r>
+      <w:r>
+        <w:rPr>
+          <w:rFonts w:ascii="SimSun" w:hAnsi="SimSun" w:cs="SimSun"/>
+          <w:sz w:val="24"/>
+          <w:szCs w:val="24"/>
+          <w:highlight w:val="none"/>
+          <w:lang w:val="zh-CN"/>
+        </w:rPr>
+        <w:t xml:space="preserve">，</w:t>
+      </w:r>
+      <w:r>
+        <w:rPr>
+          <w:rFonts w:ascii="SimSun" w:hAnsi="SimSun" w:cs="SimSun"/>
+          <w:sz w:val="24"/>
+          <w:szCs w:val="24"/>
+          <w:highlight w:val="none"/>
+          <w:lang w:val="zh-CN"/>
+        </w:rPr>
+        <w:t xml:space="preserve">storage-driver和storage-opts可以根据你的需求进行配置</w:t>
+      </w:r>
+      <w:r>
+        <w:rPr>
+          <w:rFonts w:ascii="SimSun" w:hAnsi="SimSun" w:cs="SimSun"/>
+          <w:sz w:val="24"/>
+          <w:szCs w:val="24"/>
+          <w:highlight w:val="none"/>
+          <w:lang w:val="zh-CN"/>
+        </w:rPr>
+        <w:t xml:space="preserve">。</w:t>
+      </w:r>
+      <w:r>
+        <w:rPr>
+          <w:rFonts w:ascii="SimSun" w:hAnsi="SimSun" w:cs="SimSun"/>
+          <w:sz w:val="24"/>
+          <w:szCs w:val="24"/>
+          <w:highlight w:val="none"/>
+          <w:lang w:val="zh-CN"/>
+        </w:rPr>
+      </w:r>
+      <w:r>
+        <w:rPr>
+          <w:rFonts w:ascii="SimSun" w:hAnsi="SimSun" w:cs="SimSun"/>
+          <w:sz w:val="24"/>
+          <w:szCs w:val="24"/>
+          <w:highlight w:val="none"/>
+          <w:lang w:val="zh-CN"/>
+        </w:rPr>
+      </w:r>
     </w:p>
     <w:p>
       <w:pPr>
         <w:pBdr/>
         <w:spacing w:after="0" w:afterAutospacing="0" w:line="240" w:lineRule="auto"/>
-        <w:ind w:firstLine="0" w:left="709"/>
-        <w:rPr/>
-      </w:pPr>
-      <w:r>
-        <w:rPr>
-          <w:rFonts w:ascii="SimSun" w:hAnsi="SimSun" w:cs="SimSun"/>
-          <w:sz w:val="24"/>
-          <w:szCs w:val="24"/>
-          <w:highlight w:val="none"/>
-          <w:lang w:val="zh-CN"/>
-        </w:rPr>
-        <w:t xml:space="preserve">    "overlay2.override_kernel_check=true"</w:t>
-      </w:r>
-      <w:r/>
+        <w:ind w:firstLine="0" w:left="0"/>
+        <w:rPr>
+          <w:rFonts w:ascii="SimSun" w:hAnsi="SimSun" w:cs="SimSun"/>
+          <w:sz w:val="24"/>
+          <w:szCs w:val="24"/>
+          <w:highlight w:val="none"/>
+          <w:lang w:val="zh-CN"/>
+        </w:rPr>
+      </w:pPr>
+      <w:r>
+        <w:rPr>
+          <w:rFonts w:ascii="SimSun" w:hAnsi="SimSun" w:cs="SimSun"/>
+          <w:sz w:val="24"/>
+          <w:szCs w:val="24"/>
+          <w:highlight w:val="none"/>
+          <w:lang w:val="zh-CN"/>
+        </w:rPr>
+        <w:t xml:space="preserve">移动或拷贝现有数据到新目录</w:t>
+      </w:r>
+      <w:r>
+        <w:rPr>
+          <w:rFonts w:ascii="SimSun" w:hAnsi="SimSun" w:cs="SimSun"/>
+          <w:sz w:val="24"/>
+          <w:szCs w:val="24"/>
+          <w:highlight w:val="none"/>
+          <w:lang w:val="zh-CN"/>
+        </w:rPr>
+        <w:t xml:space="preserve">：</w:t>
+      </w:r>
+      <w:r>
+        <w:rPr>
+          <w:rFonts w:ascii="SimSun" w:hAnsi="SimSun" w:cs="SimSun"/>
+          <w:sz w:val="24"/>
+          <w:szCs w:val="24"/>
+          <w:highlight w:val="none"/>
+          <w:lang w:val="zh-CN"/>
+        </w:rPr>
+      </w:r>
+      <w:r>
+        <w:rPr>
+          <w:rFonts w:ascii="SimSun" w:hAnsi="SimSun" w:cs="SimSun"/>
+          <w:sz w:val="24"/>
+          <w:szCs w:val="24"/>
+          <w:highlight w:val="none"/>
+          <w:lang w:val="zh-CN"/>
+        </w:rPr>
+      </w:r>
     </w:p>
     <w:p>
       <w:pPr>
         <w:pBdr/>
-        <w:spacing w:after="0" w:afterAutospacing="0" w:line="240" w:lineRule="auto"/>
-        <w:ind w:firstLine="0" w:left="709"/>
-        <w:rPr/>
-      </w:pPr>
-      <w:r>
-        <w:rPr>
-          <w:rFonts w:ascii="SimSun" w:hAnsi="SimSun" w:cs="SimSun"/>
-          <w:sz w:val="24"/>
-          <w:szCs w:val="24"/>
-          <w:highlight w:val="none"/>
-          <w:lang w:val="zh-CN"/>
-        </w:rPr>
-        <w:t xml:space="preserve">  ]</w:t>
-      </w:r>
-      <w:r/>
+        <w:spacing/>
+        <w:ind w:firstLine="0"/>
+        <w:rPr>
+          <w:rFonts w:ascii="SimSun" w:hAnsi="SimSun" w:cs="SimSun"/>
+          <w:sz w:val="24"/>
+          <w:szCs w:val="24"/>
+          <w:highlight w:val="none"/>
+          <w:lang w:val="zh-CN"/>
+        </w:rPr>
+      </w:pPr>
+      <w:r>
+        <w:rPr>
+          <w:rFonts w:ascii="SimSun" w:hAnsi="SimSun" w:cs="SimSun"/>
+          <w:sz w:val="24"/>
+          <w:szCs w:val="24"/>
+          <w:highlight w:val="none"/>
+          <w:lang w:val="zh-CN"/>
+        </w:rPr>
+      </w:r>
+      <w:r>
+        <w:rPr>
+          <w:rFonts w:ascii="SimSun" w:hAnsi="SimSun" w:cs="SimSun"/>
+          <w:sz w:val="24"/>
+          <w:szCs w:val="24"/>
+          <w:highlight w:val="none"/>
+          <w:lang w:val="zh-CN"/>
+        </w:rPr>
+        <w:t xml:space="preserve">sudo mv /var/lib/docker/* </w:t>
+      </w:r>
+      <w:r>
+        <w:rPr>
+          <w:rFonts w:ascii="SimSun" w:hAnsi="SimSun" w:cs="SimSun"/>
+          <w:sz w:val="24"/>
+          <w:szCs w:val="24"/>
+          <w:highlight w:val="none"/>
+          <w:lang w:val="zh-CN"/>
+        </w:rPr>
+        <w:t xml:space="preserve">/data/docker/data</w:t>
+      </w:r>
+      <w:r>
+        <w:rPr>
+          <w:rFonts w:ascii="SimSun" w:hAnsi="SimSun" w:cs="SimSun"/>
+          <w:sz w:val="24"/>
+          <w:szCs w:val="24"/>
+          <w:highlight w:val="none"/>
+          <w:lang w:val="zh-CN"/>
+        </w:rPr>
+      </w:r>
+      <w:r>
+        <w:rPr>
+          <w:rFonts w:ascii="SimSun" w:hAnsi="SimSun" w:cs="SimSun"/>
+          <w:sz w:val="24"/>
+          <w:szCs w:val="24"/>
+          <w:highlight w:val="none"/>
+          <w:lang w:val="zh-CN"/>
+        </w:rPr>
+      </w:r>
     </w:p>
     <w:p>
       <w:pPr>
         <w:pBdr/>
-        <w:spacing w:after="0" w:afterAutospacing="0" w:line="240" w:lineRule="auto"/>
-        <w:ind w:firstLine="0" w:left="709"/>
-        <w:rPr>
-          <w:rFonts w:ascii="SimSun" w:hAnsi="SimSun" w:cs="SimSun"/>
-          <w:sz w:val="24"/>
-          <w:szCs w:val="24"/>
-          <w:highlight w:val="none"/>
-          <w:lang w:val="zh-CN"/>
-        </w:rPr>
-      </w:pPr>
-      <w:r>
-        <w:rPr>
-          <w:rFonts w:ascii="SimSun" w:hAnsi="SimSun" w:cs="SimSun"/>
-          <w:sz w:val="24"/>
-          <w:szCs w:val="24"/>
-          <w:highlight w:val="none"/>
-          <w:lang w:val="zh-CN"/>
-        </w:rPr>
-        <w:t xml:space="preserve">}</w:t>
+        <w:spacing/>
+        <w:ind w:firstLine="0"/>
+        <w:rPr>
+          <w:rFonts w:ascii="SimSun" w:hAnsi="SimSun" w:cs="SimSun"/>
+          <w:sz w:val="24"/>
+          <w:szCs w:val="24"/>
+          <w:highlight w:val="none"/>
+          <w:lang w:val="zh-CN"/>
+        </w:rPr>
+      </w:pPr>
+      <w:r>
+        <w:rPr>
+          <w:rFonts w:ascii="SimSun" w:hAnsi="SimSun" w:cs="SimSun"/>
+          <w:sz w:val="24"/>
+          <w:szCs w:val="24"/>
+          <w:highlight w:val="none"/>
+          <w:lang w:val="zh-CN"/>
+        </w:rPr>
+        <w:t xml:space="preserve">Sudo cp -R </w:t>
+      </w:r>
+      <w:r>
+        <w:rPr>
+          <w:rFonts w:ascii="SimSun" w:hAnsi="SimSun" w:cs="SimSun"/>
+          <w:sz w:val="24"/>
+          <w:szCs w:val="24"/>
+          <w:highlight w:val="none"/>
+          <w:lang w:val="zh-CN"/>
+        </w:rPr>
+        <w:t xml:space="preserve">/var/lib/docker</w:t>
+      </w:r>
+      <w:r>
+        <w:rPr>
+          <w:rFonts w:ascii="SimSun" w:hAnsi="SimSun" w:cs="SimSun"/>
+          <w:sz w:val="24"/>
+          <w:szCs w:val="24"/>
+          <w:highlight w:val="none"/>
+          <w:lang w:val="zh-CN"/>
+        </w:rPr>
+        <w:t xml:space="preserve">/* </w:t>
+      </w:r>
+      <w:r>
+        <w:rPr>
+          <w:rFonts w:ascii="SimSun" w:hAnsi="SimSun" w:cs="SimSun"/>
+          <w:sz w:val="24"/>
+          <w:szCs w:val="24"/>
+          <w:highlight w:val="none"/>
+          <w:lang w:val="zh-CN"/>
+        </w:rPr>
+        <w:t xml:space="preserve">/data/docker/data</w:t>
       </w:r>
       <w:r>
         <w:rPr>
@@ -14408,75 +14609,35 @@
     <w:p>
       <w:pPr>
         <w:pBdr/>
-        <w:spacing w:after="0" w:afterAutospacing="0" w:line="240" w:lineRule="auto"/>
-        <w:ind w:firstLine="0" w:left="0"/>
-        <w:rPr>
-          <w:rFonts w:ascii="SimSun" w:hAnsi="SimSun" w:cs="SimSun"/>
-          <w:sz w:val="24"/>
-          <w:szCs w:val="24"/>
-          <w:highlight w:val="none"/>
-          <w:lang w:val="zh-CN"/>
-        </w:rPr>
-      </w:pPr>
-      <w:r>
-        <w:rPr>
-          <w:rFonts w:ascii="SimSun" w:hAnsi="SimSun" w:cs="SimSun"/>
-          <w:sz w:val="24"/>
-          <w:szCs w:val="24"/>
-          <w:highlight w:val="none"/>
-          <w:lang w:val="zh-CN"/>
-        </w:rPr>
-        <w:t xml:space="preserve">这里</w:t>
-      </w:r>
-      <w:r>
-        <w:rPr>
-          <w:rFonts w:ascii="SimSun" w:hAnsi="SimSun" w:cs="SimSun"/>
-          <w:sz w:val="24"/>
-          <w:szCs w:val="24"/>
-          <w:highlight w:val="none"/>
-          <w:lang w:val="zh-CN"/>
-        </w:rPr>
-        <w:t xml:space="preserve">/data/docker/data</w:t>
-      </w:r>
-      <w:r>
-        <w:rPr>
-          <w:rFonts w:ascii="SimSun" w:hAnsi="SimSun" w:cs="SimSun"/>
-          <w:sz w:val="24"/>
-          <w:szCs w:val="24"/>
-          <w:highlight w:val="none"/>
-          <w:lang w:val="zh-CN"/>
-        </w:rPr>
-        <w:t xml:space="preserve">为指定的新的容器和镜像存储目录</w:t>
-      </w:r>
-      <w:r>
-        <w:rPr>
-          <w:rFonts w:ascii="SimSun" w:hAnsi="SimSun" w:cs="SimSun"/>
-          <w:sz w:val="24"/>
-          <w:szCs w:val="24"/>
-          <w:highlight w:val="none"/>
-          <w:lang w:val="zh-CN"/>
-        </w:rPr>
-        <w:t xml:space="preserve">，</w:t>
-      </w:r>
-      <w:r>
-        <w:rPr>
-          <w:rFonts w:ascii="SimSun" w:hAnsi="SimSun" w:cs="SimSun"/>
-          <w:sz w:val="24"/>
-          <w:szCs w:val="24"/>
-          <w:highlight w:val="none"/>
-          <w:lang w:val="zh-CN"/>
-        </w:rPr>
-        <w:t xml:space="preserve">storage-driver和storage-opts可以根据你的需求进行配置</w:t>
-      </w:r>
-      <w:r>
-        <w:rPr>
-          <w:rFonts w:ascii="SimSun" w:hAnsi="SimSun" w:cs="SimSun"/>
-          <w:sz w:val="24"/>
-          <w:szCs w:val="24"/>
-          <w:highlight w:val="none"/>
-          <w:lang w:val="zh-CN"/>
-        </w:rPr>
-        <w:t xml:space="preserve">。</w:t>
+        <w:spacing/>
+        <w:ind w:firstLine="0"/>
+        <w:rPr>
+          <w:rFonts w:ascii="SimSun" w:hAnsi="SimSun" w:cs="SimSun"/>
+          <w:sz w:val="24"/>
+          <w:szCs w:val="24"/>
+          <w:highlight w:val="none"/>
+          <w:lang w:val="zh-CN"/>
+        </w:rPr>
+      </w:pPr>
+      <w:r>
+        <w:rPr>
+          <w:rFonts w:ascii="SimSun" w:hAnsi="SimSun" w:cs="SimSun"/>
+          <w:sz w:val="24"/>
+          <w:szCs w:val="24"/>
+          <w:highlight w:val="none"/>
+          <w:lang w:val="zh-CN"/>
+        </w:rPr>
+        <w:t xml:space="preserve">重新启动docker服务</w:t>
+      </w:r>
+      <w:r>
+        <w:rPr>
+          <w:rFonts w:ascii="SimSun" w:hAnsi="SimSun" w:cs="SimSun"/>
+          <w:sz w:val="24"/>
+          <w:szCs w:val="24"/>
+          <w:highlight w:val="none"/>
+          <w:lang w:val="zh-CN"/>
+        </w:rPr>
+        <w:t xml:space="preserve">：</w:t>
       </w:r>
       <w:r>
         <w:rPr>
@@ -14500,35 +14661,34 @@
     <w:p>
       <w:pPr>
         <w:pBdr/>
-        <w:spacing w:after="0" w:afterAutospacing="0" w:line="240" w:lineRule="auto"/>
-        <w:ind w:firstLine="0" w:left="0"/>
-        <w:rPr>
-          <w:rFonts w:ascii="SimSun" w:hAnsi="SimSun" w:cs="SimSun"/>
-          <w:sz w:val="24"/>
-          <w:szCs w:val="24"/>
-          <w:highlight w:val="none"/>
-          <w:lang w:val="zh-CN"/>
-        </w:rPr>
-      </w:pPr>
-      <w:r>
-        <w:rPr>
-          <w:rFonts w:ascii="SimSun" w:hAnsi="SimSun" w:cs="SimSun"/>
-          <w:sz w:val="24"/>
-          <w:szCs w:val="24"/>
-          <w:highlight w:val="none"/>
-          <w:lang w:val="zh-CN"/>
-        </w:rPr>
-        <w:t xml:space="preserve">移动或拷贝现有数据到新目录</w:t>
-      </w:r>
-      <w:r>
-        <w:rPr>
-          <w:rFonts w:ascii="SimSun" w:hAnsi="SimSun" w:cs="SimSun"/>
-          <w:sz w:val="24"/>
-          <w:szCs w:val="24"/>
-          <w:highlight w:val="none"/>
-          <w:lang w:val="zh-CN"/>
-        </w:rPr>
-        <w:t xml:space="preserve">：</w:t>
+        <w:spacing/>
+        <w:ind w:firstLine="0"/>
+        <w:rPr>
+          <w:rFonts w:ascii="SimSun" w:hAnsi="SimSun" w:cs="SimSun"/>
+          <w:sz w:val="24"/>
+          <w:szCs w:val="24"/>
+          <w:highlight w:val="none"/>
+          <w:lang w:val="zh-CN"/>
+        </w:rPr>
+      </w:pPr>
+      <w:r>
+        <w:rPr>
+          <w:rFonts w:ascii="SimSun" w:hAnsi="SimSun" w:cs="SimSun"/>
+          <w:sz w:val="24"/>
+          <w:szCs w:val="24"/>
+          <w:highlight w:val="none"/>
+          <w:lang w:val="zh-CN"/>
+        </w:rPr>
+      </w:r>
+      <w:r>
+        <w:rPr>
+          <w:rFonts w:ascii="SimSun" w:hAnsi="SimSun" w:cs="SimSun"/>
+          <w:sz w:val="24"/>
+          <w:szCs w:val="24"/>
+          <w:highlight w:val="none"/>
+          <w:lang w:val="zh-CN"/>
+        </w:rPr>
+        <w:t xml:space="preserve">sudo systemctl start docker</w:t>
       </w:r>
       <w:r>
         <w:rPr>
@@ -14579,26 +14739,6 @@
           <w:highlight w:val="none"/>
           <w:lang w:val="zh-CN"/>
         </w:rPr>
-        <w:t xml:space="preserve">sudo mv /var/lib/docker </w:t>
-      </w:r>
-      <w:r>
-        <w:rPr>
-          <w:rFonts w:ascii="SimSun" w:hAnsi="SimSun" w:cs="SimSun"/>
-          <w:sz w:val="24"/>
-          <w:szCs w:val="24"/>
-          <w:highlight w:val="none"/>
-          <w:lang w:val="zh-CN"/>
-        </w:rPr>
-        <w:t xml:space="preserve">/data/docker/data</w:t>
-      </w:r>
-      <w:r>
-        <w:rPr>
-          <w:rFonts w:ascii="SimSun" w:hAnsi="SimSun" w:cs="SimSun"/>
-          <w:sz w:val="24"/>
-          <w:szCs w:val="24"/>
-          <w:highlight w:val="none"/>
-          <w:lang w:val="zh-CN"/>
-        </w:rPr>
       </w:r>
       <w:r>
         <w:rPr>
@@ -14631,27 +14771,6 @@
           <w:highlight w:val="none"/>
           <w:lang w:val="zh-CN"/>
         </w:rPr>
-        <w:t xml:space="preserve">Sudo cp –R </w:t>
-      </w:r>
-      <w:r>
-        <w:rPr>
-          <w:rFonts w:ascii="SimSun" w:hAnsi="SimSun" w:cs="SimSun"/>
-          <w:sz w:val="24"/>
-          <w:szCs w:val="24"/>
-          <w:highlight w:val="none"/>
-          <w:lang w:val="zh-CN"/>
-        </w:rPr>
-        <w:t xml:space="preserve">/var/lib/docker </w:t>
-      </w:r>
-      <w:r>
-        <w:rPr>
-          <w:rFonts w:ascii="SimSun" w:hAnsi="SimSun" w:cs="SimSun"/>
-          <w:sz w:val="24"/>
-          <w:szCs w:val="24"/>
-          <w:highlight w:val="none"/>
-          <w:lang w:val="zh-CN"/>
-        </w:rPr>
-        <w:t xml:space="preserve">/data/docker/data</w:t>
       </w:r>
       <w:r>
         <w:rPr>
@@ -14693,7 +14812,7 @@
           <w:highlight w:val="none"/>
           <w:lang w:val="zh-CN"/>
         </w:rPr>
-        <w:t xml:space="preserve">重新启动docker服务</w:t>
+        <w:t xml:space="preserve">上传资源文件</w:t>
       </w:r>
       <w:r>
         <w:rPr>
@@ -14754,7 +14873,27 @@
           <w:highlight w:val="none"/>
           <w:lang w:val="zh-CN"/>
         </w:rPr>
-        <w:t xml:space="preserve">sudo systemctl start docker</w:t>
+        <w:t xml:space="preserve">将im</w:t>
+      </w:r>
+      <w:r>
+        <w:rPr>
+          <w:rFonts w:ascii="SimSun" w:hAnsi="SimSun" w:cs="SimSun"/>
+          <w:sz w:val="24"/>
+          <w:szCs w:val="24"/>
+          <w:highlight w:val="none"/>
+          <w:lang w:val="zh-CN"/>
+        </w:rPr>
+        <w:t xml:space="preserve">、dtalk</w:t>
+      </w:r>
+      <w:r>
+        <w:rPr>
+          <w:rFonts w:ascii="SimSun" w:hAnsi="SimSun" w:cs="SimSun"/>
+          <w:sz w:val="24"/>
+          <w:szCs w:val="24"/>
+          <w:highlight w:val="none"/>
+          <w:lang w:val="zh-CN"/>
+        </w:rPr>
+        <w:t xml:space="preserve">、im-util导出所有资源文件上传至服务器/data目录</w:t>
       </w:r>
       <w:r>
         <w:rPr>
@@ -14796,6 +14935,27 @@
           <w:highlight w:val="none"/>
           <w:lang w:val="zh-CN"/>
         </w:rPr>
+        <w:t xml:space="preserve">导入2+13共计15个自建镜像</w:t>
+      </w:r>
+      <w:r>
+        <w:rPr>
+          <w:rFonts w:ascii="SimSun" w:hAnsi="SimSun" w:cs="SimSun"/>
+          <w:sz w:val="24"/>
+          <w:szCs w:val="24"/>
+          <w:highlight w:val="none"/>
+          <w:lang w:val="zh-CN"/>
+        </w:rPr>
+        <w:t xml:space="preserve">：</w:t>
+      </w:r>
+      <w:r>
+        <w:rPr>
+          <w:rFonts w:ascii="SimSun" w:hAnsi="SimSun" w:cs="SimSun"/>
+          <w:sz w:val="24"/>
+          <w:szCs w:val="24"/>
+          <w:highlight w:val="none"/>
+          <w:lang w:val="zh-CN"/>
+        </w:rPr>
+        <w:t xml:space="preserve">docker load &lt; tar镜像文件名</w:t>
       </w:r>
       <w:r>
         <w:rPr>
@@ -14837,6 +14997,27 @@
           <w:highlight w:val="none"/>
           <w:lang w:val="zh-CN"/>
         </w:rPr>
+        <w:t xml:space="preserve">例</w:t>
+      </w:r>
+      <w:r>
+        <w:rPr>
+          <w:rFonts w:ascii="SimSun" w:hAnsi="SimSun" w:cs="SimSun"/>
+          <w:sz w:val="24"/>
+          <w:szCs w:val="24"/>
+          <w:highlight w:val="none"/>
+          <w:lang w:val="zh-CN"/>
+        </w:rPr>
+        <w:t xml:space="preserve">：</w:t>
+      </w:r>
+      <w:r>
+        <w:rPr>
+          <w:rFonts w:ascii="SimSun" w:hAnsi="SimSun" w:cs="SimSun"/>
+          <w:sz w:val="24"/>
+          <w:szCs w:val="24"/>
+          <w:highlight w:val="none"/>
+          <w:lang w:val="zh-CN"/>
+        </w:rPr>
+        <w:t xml:space="preserve">docker load &lt; txchat-comet.tar</w:t>
       </w:r>
       <w:r>
         <w:rPr>
@@ -14878,17 +15059,7 @@
           <w:highlight w:val="none"/>
           <w:lang w:val="zh-CN"/>
         </w:rPr>
-        <w:t xml:space="preserve">上传资源文件</w:t>
-      </w:r>
-      <w:r>
-        <w:rPr>
-          <w:rFonts w:ascii="SimSun" w:hAnsi="SimSun" w:cs="SimSun"/>
-          <w:sz w:val="24"/>
-          <w:szCs w:val="24"/>
-          <w:highlight w:val="none"/>
-          <w:lang w:val="zh-CN"/>
-        </w:rPr>
-        <w:t xml:space="preserve">：</w:t>
+        <w:t xml:space="preserve">解压两个zip压缩文件</w:t>
       </w:r>
       <w:r>
         <w:rPr>
@@ -14930,36 +15101,17 @@
           <w:highlight w:val="none"/>
           <w:lang w:val="zh-CN"/>
         </w:rPr>
-      </w:r>
-      <w:r>
-        <w:rPr>
-          <w:rFonts w:ascii="SimSun" w:hAnsi="SimSun" w:cs="SimSun"/>
-          <w:sz w:val="24"/>
-          <w:szCs w:val="24"/>
-          <w:highlight w:val="none"/>
-          <w:lang w:val="zh-CN"/>
-        </w:rPr>
-        <w:t xml:space="preserve">将im</w:t>
-      </w:r>
-      <w:r>
-        <w:rPr>
-          <w:rFonts w:ascii="SimSun" w:hAnsi="SimSun" w:cs="SimSun"/>
-          <w:sz w:val="24"/>
-          <w:szCs w:val="24"/>
-          <w:highlight w:val="none"/>
-          <w:lang w:val="zh-CN"/>
-        </w:rPr>
-        <w:t xml:space="preserve">、dtalk</w:t>
-      </w:r>
-      <w:r>
-        <w:rPr>
-          <w:rFonts w:ascii="SimSun" w:hAnsi="SimSun" w:cs="SimSun"/>
-          <w:sz w:val="24"/>
-          <w:szCs w:val="24"/>
-          <w:highlight w:val="none"/>
-          <w:lang w:val="zh-CN"/>
-        </w:rPr>
-        <w:t xml:space="preserve">、im-util导出所有资源文件上传至服务器/data目录</w:t>
+        <w:t xml:space="preserve">unzip </w:t>
+      </w:r>
+      <w:r>
+        <w:rPr>
+          <w:rFonts w:ascii="SimSun" w:hAnsi="SimSun" w:cs="SimSun"/>
+          <w:sz w:val="24"/>
+          <w:szCs w:val="24"/>
+          <w:highlight w:val="none"/>
+          <w:lang w:val="zh-CN"/>
+        </w:rPr>
+        <w:t xml:space="preserve">run_compose-im.zip</w:t>
       </w:r>
       <w:r>
         <w:rPr>
@@ -15001,27 +15153,17 @@
           <w:highlight w:val="none"/>
           <w:lang w:val="zh-CN"/>
         </w:rPr>
-        <w:t xml:space="preserve">导入2+13共计15个自建镜像</w:t>
-      </w:r>
-      <w:r>
-        <w:rPr>
-          <w:rFonts w:ascii="SimSun" w:hAnsi="SimSun" w:cs="SimSun"/>
-          <w:sz w:val="24"/>
-          <w:szCs w:val="24"/>
-          <w:highlight w:val="none"/>
-          <w:lang w:val="zh-CN"/>
-        </w:rPr>
-        <w:t xml:space="preserve">：</w:t>
-      </w:r>
-      <w:r>
-        <w:rPr>
-          <w:rFonts w:ascii="SimSun" w:hAnsi="SimSun" w:cs="SimSun"/>
-          <w:sz w:val="24"/>
-          <w:szCs w:val="24"/>
-          <w:highlight w:val="none"/>
-          <w:lang w:val="zh-CN"/>
-        </w:rPr>
-        <w:t xml:space="preserve">docker load &lt; tar镜像文件名</w:t>
+        <w:t xml:space="preserve">unzip </w:t>
+      </w:r>
+      <w:r>
+        <w:rPr>
+          <w:rFonts w:ascii="SimSun" w:hAnsi="SimSun" w:cs="SimSun"/>
+          <w:sz w:val="24"/>
+          <w:szCs w:val="24"/>
+          <w:highlight w:val="none"/>
+          <w:lang w:val="zh-CN"/>
+        </w:rPr>
+        <w:t xml:space="preserve">run_compose-dtalk.zip</w:t>
       </w:r>
       <w:r>
         <w:rPr>
@@ -15044,46 +15186,47 @@
     </w:p>
     <w:p>
       <w:pPr>
-        <w:pBdr/>
-        <w:spacing/>
-        <w:ind w:firstLine="0"/>
-        <w:rPr>
-          <w:rFonts w:ascii="SimSun" w:hAnsi="SimSun" w:cs="SimSun"/>
-          <w:sz w:val="24"/>
-          <w:szCs w:val="24"/>
-          <w:highlight w:val="none"/>
-          <w:lang w:val="zh-CN"/>
-        </w:rPr>
-      </w:pPr>
-      <w:r>
-        <w:rPr>
-          <w:rFonts w:ascii="SimSun" w:hAnsi="SimSun" w:cs="SimSun"/>
-          <w:sz w:val="24"/>
-          <w:szCs w:val="24"/>
-          <w:highlight w:val="none"/>
-          <w:lang w:val="zh-CN"/>
-        </w:rPr>
-        <w:t xml:space="preserve">例</w:t>
-      </w:r>
-      <w:r>
-        <w:rPr>
-          <w:rFonts w:ascii="SimSun" w:hAnsi="SimSun" w:cs="SimSun"/>
-          <w:sz w:val="24"/>
-          <w:szCs w:val="24"/>
-          <w:highlight w:val="none"/>
-          <w:lang w:val="zh-CN"/>
-        </w:rPr>
-        <w:t xml:space="preserve">：</w:t>
-      </w:r>
-      <w:r>
-        <w:rPr>
-          <w:rFonts w:ascii="SimSun" w:hAnsi="SimSun" w:cs="SimSun"/>
-          <w:sz w:val="24"/>
-          <w:szCs w:val="24"/>
-          <w:highlight w:val="none"/>
-          <w:lang w:val="zh-CN"/>
-        </w:rPr>
-        <w:t xml:space="preserve">docker load &lt; txchat-comet.tar</w:t>
+        <w:pStyle w:val="794"/>
+        <w:pBdr/>
+        <w:spacing/>
+        <w:ind/>
+        <w:rPr>
+          <w:rFonts w:ascii="SimSun" w:hAnsi="SimSun" w:cs="SimSun"/>
+          <w:sz w:val="24"/>
+          <w:szCs w:val="24"/>
+          <w:highlight w:val="none"/>
+          <w:lang w:val="zh-CN"/>
+        </w:rPr>
+      </w:pPr>
+      <w:r>
+        <w:rPr>
+          <w:rFonts w:ascii="SimSun" w:hAnsi="SimSun" w:cs="SimSun"/>
+          <w:sz w:val="24"/>
+          <w:szCs w:val="24"/>
+          <w:highlight w:val="none"/>
+          <w:lang w:val="zh-CN"/>
+        </w:rPr>
+        <w:t xml:space="preserve">（2</w:t>
+      </w:r>
+      <w:r>
+        <w:rPr>
+          <w:rFonts w:ascii="SimSun" w:hAnsi="SimSun" w:cs="SimSun"/>
+          <w:sz w:val="24"/>
+          <w:szCs w:val="24"/>
+          <w:highlight w:val="none"/>
+          <w:lang w:val="zh-CN"/>
+        </w:rPr>
+        <w:t xml:space="preserve">）</w:t>
+      </w:r>
+      <w:r>
+        <w:rPr>
+          <w:rFonts w:ascii="SimSun" w:hAnsi="SimSun" w:cs="SimSun"/>
+          <w:sz w:val="24"/>
+          <w:szCs w:val="24"/>
+          <w:highlight w:val="none"/>
+          <w:lang w:val="zh-CN"/>
+        </w:rPr>
+        <w:t xml:space="preserve">启动im模块</w:t>
       </w:r>
       <w:r>
         <w:rPr>
@@ -15125,7 +15268,38 @@
           <w:highlight w:val="none"/>
           <w:lang w:val="zh-CN"/>
         </w:rPr>
-        <w:t xml:space="preserve">解压两个zip压缩文件</w:t>
+        <w:tab/>
+        <w:t xml:space="preserve">cd </w:t>
+      </w:r>
+      <w:r>
+        <w:rPr>
+          <w:rFonts w:ascii="SimSun" w:hAnsi="SimSun" w:cs="SimSun"/>
+          <w:sz w:val="24"/>
+          <w:szCs w:val="24"/>
+          <w:highlight w:val="none"/>
+          <w:lang w:val="zh-CN"/>
+        </w:rPr>
+        <w:t xml:space="preserve">./</w:t>
+      </w:r>
+      <w:r>
+        <w:rPr>
+          <w:rFonts w:ascii="SimSun" w:hAnsi="SimSun" w:cs="SimSun"/>
+          <w:sz w:val="24"/>
+          <w:szCs w:val="24"/>
+          <w:highlight w:val="none"/>
+          <w:lang w:val="zh-CN"/>
+        </w:rPr>
+        <w:t xml:space="preserve">run_compose-im</w:t>
+      </w:r>
+      <w:r>
+        <w:rPr>
+          <w:rFonts w:ascii="SimSun" w:hAnsi="SimSun" w:cs="SimSun"/>
+          <w:sz w:val="24"/>
+          <w:szCs w:val="24"/>
+          <w:highlight w:val="none"/>
+          <w:lang w:val="zh-CN"/>
+        </w:rPr>
+        <w:t xml:space="preserve">/</w:t>
       </w:r>
       <w:r>
         <w:rPr>
@@ -15167,17 +15341,17 @@
           <w:highlight w:val="none"/>
           <w:lang w:val="zh-CN"/>
         </w:rPr>
-        <w:t xml:space="preserve">unzip </w:t>
-      </w:r>
-      <w:r>
-        <w:rPr>
-          <w:rFonts w:ascii="SimSun" w:hAnsi="SimSun" w:cs="SimSun"/>
-          <w:sz w:val="24"/>
-          <w:szCs w:val="24"/>
-          <w:highlight w:val="none"/>
-          <w:lang w:val="zh-CN"/>
-        </w:rPr>
-        <w:t xml:space="preserve">run_compose-im.zip</w:t>
+        <w:tab/>
+      </w:r>
+      <w:r>
+        <w:rPr>
+          <w:rFonts w:ascii="SimSun" w:hAnsi="SimSun" w:cs="SimSun"/>
+          <w:sz w:val="24"/>
+          <w:szCs w:val="24"/>
+          <w:highlight w:val="none"/>
+          <w:lang w:val="zh-CN"/>
+        </w:rPr>
+        <w:t xml:space="preserve">bash initwork.sh</w:t>
       </w:r>
       <w:r>
         <w:rPr>
@@ -15219,17 +15393,17 @@
           <w:highlight w:val="none"/>
           <w:lang w:val="zh-CN"/>
         </w:rPr>
-        <w:t xml:space="preserve">unzip </w:t>
-      </w:r>
-      <w:r>
-        <w:rPr>
-          <w:rFonts w:ascii="SimSun" w:hAnsi="SimSun" w:cs="SimSun"/>
-          <w:sz w:val="24"/>
-          <w:szCs w:val="24"/>
-          <w:highlight w:val="none"/>
-          <w:lang w:val="zh-CN"/>
-        </w:rPr>
-        <w:t xml:space="preserve">run_compose-dtalk.zip</w:t>
+        <w:tab/>
+      </w:r>
+      <w:r>
+        <w:rPr>
+          <w:rFonts w:ascii="SimSun" w:hAnsi="SimSun" w:cs="SimSun"/>
+          <w:sz w:val="24"/>
+          <w:szCs w:val="24"/>
+          <w:highlight w:val="none"/>
+          <w:lang w:val="zh-CN"/>
+        </w:rPr>
+        <w:t xml:space="preserve">docker-compose -f components.compose.yaml -f service.compose.yaml up -d</w:t>
       </w:r>
       <w:r>
         <w:rPr>
@@ -15272,7 +15446,7 @@
           <w:highlight w:val="none"/>
           <w:lang w:val="zh-CN"/>
         </w:rPr>
-        <w:t xml:space="preserve">（2</w:t>
+        <w:t xml:space="preserve">（3</w:t>
       </w:r>
       <w:r>
         <w:rPr>
@@ -15292,7 +15466,7 @@
           <w:highlight w:val="none"/>
           <w:lang w:val="zh-CN"/>
         </w:rPr>
-        <w:t xml:space="preserve">启动im模块</w:t>
+        <w:t xml:space="preserve">启动dtalk模块</w:t>
       </w:r>
       <w:r>
         <w:rPr>
@@ -15355,7 +15529,17 @@
           <w:highlight w:val="none"/>
           <w:lang w:val="zh-CN"/>
         </w:rPr>
-        <w:t xml:space="preserve">run_compose-im</w:t>
+        <w:t xml:space="preserve">run_compose-</w:t>
+      </w:r>
+      <w:r>
+        <w:rPr>
+          <w:rFonts w:ascii="SimSun" w:hAnsi="SimSun" w:cs="SimSun"/>
+          <w:sz w:val="24"/>
+          <w:szCs w:val="24"/>
+          <w:highlight w:val="none"/>
+          <w:lang w:val="zh-CN"/>
+        </w:rPr>
+        <w:t xml:space="preserve">dtalk</w:t>
       </w:r>
       <w:r>
         <w:rPr>
@@ -15417,153 +15601,7 @@
           <w:highlight w:val="none"/>
           <w:lang w:val="zh-CN"/>
         </w:rPr>
-        <w:t xml:space="preserve">docker-compose -f components.compose.yaml -f service.compose.yaml up -d</w:t>
-      </w:r>
-      <w:r>
-        <w:rPr>
-          <w:rFonts w:ascii="SimSun" w:hAnsi="SimSun" w:cs="SimSun"/>
-          <w:sz w:val="24"/>
-          <w:szCs w:val="24"/>
-          <w:highlight w:val="none"/>
-          <w:lang w:val="zh-CN"/>
-        </w:rPr>
-      </w:r>
-      <w:r>
-        <w:rPr>
-          <w:rFonts w:ascii="SimSun" w:hAnsi="SimSun" w:cs="SimSun"/>
-          <w:sz w:val="24"/>
-          <w:szCs w:val="24"/>
-          <w:highlight w:val="none"/>
-          <w:lang w:val="zh-CN"/>
-        </w:rPr>
-      </w:r>
-    </w:p>
-    <w:p>
-      <w:pPr>
-        <w:pStyle w:val="794"/>
-        <w:pBdr/>
-        <w:spacing/>
-        <w:ind/>
-        <w:rPr>
-          <w:rFonts w:ascii="SimSun" w:hAnsi="SimSun" w:cs="SimSun"/>
-          <w:sz w:val="24"/>
-          <w:szCs w:val="24"/>
-          <w:highlight w:val="none"/>
-          <w:lang w:val="zh-CN"/>
-        </w:rPr>
-      </w:pPr>
-      <w:r>
-        <w:rPr>
-          <w:rFonts w:ascii="SimSun" w:hAnsi="SimSun" w:cs="SimSun"/>
-          <w:sz w:val="24"/>
-          <w:szCs w:val="24"/>
-          <w:highlight w:val="none"/>
-          <w:lang w:val="zh-CN"/>
-        </w:rPr>
-        <w:t xml:space="preserve">（3</w:t>
-      </w:r>
-      <w:r>
-        <w:rPr>
-          <w:rFonts w:ascii="SimSun" w:hAnsi="SimSun" w:cs="SimSun"/>
-          <w:sz w:val="24"/>
-          <w:szCs w:val="24"/>
-          <w:highlight w:val="none"/>
-          <w:lang w:val="zh-CN"/>
-        </w:rPr>
-        <w:t xml:space="preserve">）</w:t>
-      </w:r>
-      <w:r>
-        <w:rPr>
-          <w:rFonts w:ascii="SimSun" w:hAnsi="SimSun" w:cs="SimSun"/>
-          <w:sz w:val="24"/>
-          <w:szCs w:val="24"/>
-          <w:highlight w:val="none"/>
-          <w:lang w:val="zh-CN"/>
-        </w:rPr>
-        <w:t xml:space="preserve">启动dtalk模块</w:t>
-      </w:r>
-      <w:r>
-        <w:rPr>
-          <w:rFonts w:ascii="SimSun" w:hAnsi="SimSun" w:cs="SimSun"/>
-          <w:sz w:val="24"/>
-          <w:szCs w:val="24"/>
-          <w:highlight w:val="none"/>
-          <w:lang w:val="zh-CN"/>
-        </w:rPr>
-      </w:r>
-      <w:r>
-        <w:rPr>
-          <w:rFonts w:ascii="SimSun" w:hAnsi="SimSun" w:cs="SimSun"/>
-          <w:sz w:val="24"/>
-          <w:szCs w:val="24"/>
-          <w:highlight w:val="none"/>
-          <w:lang w:val="zh-CN"/>
-        </w:rPr>
-      </w:r>
-    </w:p>
-    <w:p>
-      <w:pPr>
-        <w:pBdr/>
-        <w:spacing/>
-        <w:ind w:firstLine="0"/>
-        <w:rPr>
-          <w:rFonts w:ascii="SimSun" w:hAnsi="SimSun" w:cs="SimSun"/>
-          <w:sz w:val="24"/>
-          <w:szCs w:val="24"/>
-          <w:highlight w:val="none"/>
-          <w:lang w:val="zh-CN"/>
-        </w:rPr>
-      </w:pPr>
-      <w:r>
-        <w:rPr>
-          <w:rFonts w:ascii="SimSun" w:hAnsi="SimSun" w:cs="SimSun"/>
-          <w:sz w:val="24"/>
-          <w:szCs w:val="24"/>
-          <w:highlight w:val="none"/>
-          <w:lang w:val="zh-CN"/>
-        </w:rPr>
-        <w:tab/>
-        <w:t xml:space="preserve">cd </w:t>
-      </w:r>
-      <w:r>
-        <w:rPr>
-          <w:rFonts w:ascii="SimSun" w:hAnsi="SimSun" w:cs="SimSun"/>
-          <w:sz w:val="24"/>
-          <w:szCs w:val="24"/>
-          <w:highlight w:val="none"/>
-          <w:lang w:val="zh-CN"/>
-        </w:rPr>
-        <w:t xml:space="preserve">./</w:t>
-      </w:r>
-      <w:r>
-        <w:rPr>
-          <w:rFonts w:ascii="SimSun" w:hAnsi="SimSun" w:cs="SimSun"/>
-          <w:sz w:val="24"/>
-          <w:szCs w:val="24"/>
-          <w:highlight w:val="none"/>
-          <w:lang w:val="zh-CN"/>
-        </w:rPr>
-        <w:t xml:space="preserve">run_compose-</w:t>
-      </w:r>
-      <w:r>
-        <w:rPr>
-          <w:rFonts w:ascii="SimSun" w:hAnsi="SimSun" w:cs="SimSun"/>
-          <w:sz w:val="24"/>
-          <w:szCs w:val="24"/>
-          <w:highlight w:val="none"/>
-          <w:lang w:val="zh-CN"/>
-        </w:rPr>
-        <w:t xml:space="preserve">dtalk</w:t>
-      </w:r>
-      <w:r>
-        <w:rPr>
-          <w:rFonts w:ascii="SimSun" w:hAnsi="SimSun" w:cs="SimSun"/>
-          <w:sz w:val="24"/>
-          <w:szCs w:val="24"/>
-          <w:highlight w:val="none"/>
-          <w:lang w:val="zh-CN"/>
-        </w:rPr>
-        <w:t xml:space="preserve">/</w:t>
+        <w:t xml:space="preserve">bash initwork.sh</w:t>
       </w:r>
       <w:r>
         <w:rPr>
@@ -19276,7 +19314,26 @@
           <w:highlight w:val="none"/>
           <w:lang w:val="zh-CN"/>
         </w:rPr>
-        <w:t xml:space="preserve">/config/oss.toml</w:t>
+        <w:t xml:space="preserve">/config/</w:t>
+      </w:r>
+      <w:r>
+        <w:rPr>
+          <w:rFonts w:ascii="SimSun" w:hAnsi="SimSun" w:cs="SimSun"/>
+          <w:sz w:val="24"/>
+          <w:szCs w:val="24"/>
+          <w:highlight w:val="none"/>
+          <w:lang w:val="zh-CN"/>
+        </w:rPr>
+        <w:t xml:space="preserve">discovery.toml</w:t>
+      </w:r>
+      <w:r>
+        <w:rPr>
+          <w:rFonts w:ascii="SimSun" w:hAnsi="SimSun" w:cs="SimSun"/>
+          <w:sz w:val="24"/>
+          <w:szCs w:val="24"/>
+          <w:highlight w:val="none"/>
+          <w:lang w:val="zh-CN"/>
+        </w:rPr>
       </w:r>
       <w:r>
         <w:rPr>
@@ -19433,13 +19490,15 @@
           <w:highlight w:val="none"/>
           <w:lang w:val="zh-CN"/>
         </w:rPr>
-        <w:t xml:space="preserve">#即聊天节点，域名的方式部署 类似 https://chat.xxxxx.com 中</w:t>
-      </w:r>
-      <w:r>
-        <w:rPr>
-          <w:sz w:val="20"/>
-          <w:szCs w:val="20"/>
-        </w:rPr>
+        <w:t xml:space="preserve">#即聊天节点，对应后面nginx代理的tx-agent</w:t>
+      </w:r>
+      <w:r>
+        <w:rPr>
+          <w:sz w:val="20"/>
+          <w:szCs w:val="20"/>
+          <w:lang w:val="zh-CN"/>
+        </w:rPr>
+        <w:t xml:space="preserve">.conf配置中设置的地址</w:t>
       </w:r>
       <w:r>
         <w:rPr>
@@ -20010,7 +20069,26 @@
           <w:highlight w:val="none"/>
           <w:lang w:val="zh-CN"/>
         </w:rPr>
-        <w:t xml:space="preserve">/config/oss.toml</w:t>
+        <w:t xml:space="preserve">/config/</w:t>
+      </w:r>
+      <w:r>
+        <w:rPr>
+          <w:rFonts w:ascii="SimSun" w:hAnsi="SimSun" w:cs="SimSun"/>
+          <w:sz w:val="24"/>
+          <w:szCs w:val="24"/>
+          <w:highlight w:val="none"/>
+          <w:lang w:val="zh-CN"/>
+        </w:rPr>
+        <w:t xml:space="preserve">backend.toml</w:t>
+      </w:r>
+      <w:r>
+        <w:rPr>
+          <w:rFonts w:ascii="SimSun" w:hAnsi="SimSun" w:cs="SimSun"/>
+          <w:sz w:val="24"/>
+          <w:szCs w:val="24"/>
+          <w:highlight w:val="none"/>
+          <w:lang w:val="zh-CN"/>
+        </w:rPr>
       </w:r>
       <w:r>
         <w:rPr>
@@ -20136,7 +20214,7 @@
           <w:highlight w:val="none"/>
           <w:lang w:val="zh-CN"/>
         </w:rPr>
-        <w:t xml:space="preserve">BlockChainAddr="ip:8902"   # changeme (钱包查询服务的 rpc 端口)</w:t>
+        <w:t xml:space="preserve">BlockChainAddr="ip:8902"   # changeme (节点查询服务的 rpc 端口)</w:t>
       </w:r>
       <w:r>
         <w:rPr>
@@ -20582,7 +20660,26 @@
           <w:highlight w:val="none"/>
           <w:lang w:val="zh-CN"/>
         </w:rPr>
-        <w:t xml:space="preserve">/config/oss.toml</w:t>
+        <w:t xml:space="preserve">/config/</w:t>
+      </w:r>
+      <w:r>
+        <w:rPr>
+          <w:rFonts w:ascii="SimSun" w:hAnsi="SimSun" w:cs="SimSun"/>
+          <w:sz w:val="24"/>
+          <w:szCs w:val="24"/>
+          <w:highlight w:val="none"/>
+          <w:lang w:val="zh-CN"/>
+        </w:rPr>
+        <w:t xml:space="preserve">gateway.toml</w:t>
+      </w:r>
+      <w:r>
+        <w:rPr>
+          <w:rFonts w:ascii="SimSun" w:hAnsi="SimSun" w:cs="SimSun"/>
+          <w:sz w:val="24"/>
+          <w:szCs w:val="24"/>
+          <w:highlight w:val="none"/>
+          <w:lang w:val="zh-CN"/>
+        </w:rPr>
       </w:r>
       <w:r>
         <w:rPr>
@@ -21130,6 +21227,15 @@
           <w:lang w:val="zh-CN"/>
         </w:rPr>
         <w:t xml:space="preserve">安装</w:t>
+      </w:r>
+      <w:r>
+        <w:rPr>
+          <w:rFonts w:ascii="SimSun" w:hAnsi="SimSun" w:cs="SimSun"/>
+          <w:sz w:val="24"/>
+          <w:szCs w:val="24"/>
+          <w:highlight w:val="none"/>
+          <w:lang w:val="zh-CN"/>
+        </w:rPr>
       </w:r>
       <w:r>
         <w:rPr>
@@ -21662,6 +21768,536 @@
           <w:lang w:val="zh-CN"/>
         </w:rPr>
       </w:r>
+      <w:r>
+        <w:rPr>
+          <w:rFonts w:ascii="SimSun" w:hAnsi="SimSun" w:cs="SimSun"/>
+          <w:sz w:val="24"/>
+          <w:szCs w:val="24"/>
+          <w:highlight w:val="none"/>
+          <w:lang w:val="zh-CN"/>
+        </w:rPr>
+      </w:r>
+    </w:p>
+    <w:p>
+      <w:pPr>
+        <w:pBdr/>
+        <w:spacing w:after="57" w:afterAutospacing="0" w:line="240" w:lineRule="auto"/>
+        <w:ind w:firstLine="0" w:left="709"/>
+        <w:rPr>
+          <w:sz w:val="20"/>
+          <w:szCs w:val="20"/>
+        </w:rPr>
+      </w:pPr>
+      <w:r>
+        <w:rPr>
+          <w:rFonts w:ascii="SimSun" w:hAnsi="SimSun" w:cs="SimSun"/>
+          <w:sz w:val="20"/>
+          <w:szCs w:val="20"/>
+          <w:highlight w:val="none"/>
+          <w:lang w:val="zh-CN"/>
+        </w:rPr>
+        <w:t xml:space="preserve">#更换绑定</w:t>
+      </w:r>
+      <w:r>
+        <w:rPr>
+          <w:sz w:val="20"/>
+          <w:szCs w:val="20"/>
+        </w:rPr>
+      </w:r>
+      <w:r>
+        <w:rPr>
+          <w:sz w:val="20"/>
+          <w:szCs w:val="20"/>
+        </w:rPr>
+      </w:r>
+    </w:p>
+    <w:p>
+      <w:pPr>
+        <w:pBdr/>
+        <w:spacing w:after="57" w:afterAutospacing="0" w:line="240" w:lineRule="auto"/>
+        <w:ind w:firstLine="0" w:left="709"/>
+        <w:rPr>
+          <w:sz w:val="20"/>
+          <w:szCs w:val="20"/>
+        </w:rPr>
+      </w:pPr>
+      <w:r>
+        <w:rPr>
+          <w:rFonts w:ascii="SimSun" w:hAnsi="SimSun" w:cs="SimSun"/>
+          <w:sz w:val="20"/>
+          <w:szCs w:val="20"/>
+          <w:highlight w:val="none"/>
+          <w:lang w:val="zh-CN"/>
+        </w:rPr>
+        <w:t xml:space="preserve">#将bind 127.0.0.1 更换为本机IP，例如：18.192.52.199</w:t>
+      </w:r>
+      <w:r>
+        <w:rPr>
+          <w:sz w:val="20"/>
+          <w:szCs w:val="20"/>
+        </w:rPr>
+      </w:r>
+      <w:r>
+        <w:rPr>
+          <w:sz w:val="20"/>
+          <w:szCs w:val="20"/>
+        </w:rPr>
+      </w:r>
+    </w:p>
+    <w:p>
+      <w:pPr>
+        <w:pBdr/>
+        <w:spacing w:after="57" w:afterAutospacing="0" w:line="240" w:lineRule="auto"/>
+        <w:ind w:firstLine="0" w:left="709"/>
+        <w:rPr>
+          <w:sz w:val="20"/>
+          <w:szCs w:val="20"/>
+        </w:rPr>
+      </w:pPr>
+      <w:r>
+        <w:rPr>
+          <w:rFonts w:ascii="SimSun" w:hAnsi="SimSun" w:cs="SimSun"/>
+          <w:sz w:val="20"/>
+          <w:szCs w:val="20"/>
+          <w:highlight w:val="none"/>
+          <w:lang w:val="zh-CN"/>
+        </w:rPr>
+        <w:t xml:space="preserve">bind </w:t>
+      </w:r>
+      <w:r>
+        <w:rPr>
+          <w:rFonts w:ascii="SimSun" w:hAnsi="SimSun" w:cs="SimSun"/>
+          <w:sz w:val="20"/>
+          <w:szCs w:val="20"/>
+          <w:highlight w:val="none"/>
+          <w:lang w:val="zh-CN"/>
+        </w:rPr>
+        <w:t xml:space="preserve">18.192.52.199</w:t>
+      </w:r>
+      <w:r>
+        <w:rPr>
+          <w:sz w:val="20"/>
+          <w:szCs w:val="20"/>
+        </w:rPr>
+      </w:r>
+      <w:r>
+        <w:rPr>
+          <w:sz w:val="20"/>
+          <w:szCs w:val="20"/>
+        </w:rPr>
+      </w:r>
+    </w:p>
+    <w:p>
+      <w:pPr>
+        <w:pBdr/>
+        <w:spacing w:after="57" w:afterAutospacing="0" w:line="240" w:lineRule="auto"/>
+        <w:ind w:firstLine="0" w:left="709"/>
+        <w:rPr>
+          <w:sz w:val="20"/>
+          <w:szCs w:val="20"/>
+        </w:rPr>
+      </w:pPr>
+      <w:r>
+        <w:rPr>
+          <w:rFonts w:ascii="SimSun" w:hAnsi="SimSun" w:cs="SimSun"/>
+          <w:sz w:val="20"/>
+          <w:szCs w:val="20"/>
+          <w:highlight w:val="none"/>
+          <w:lang w:val="zh-CN"/>
+        </w:rPr>
+        <w:t xml:space="preserve">#关闭保护模式</w:t>
+      </w:r>
+      <w:r>
+        <w:rPr>
+          <w:sz w:val="20"/>
+          <w:szCs w:val="20"/>
+        </w:rPr>
+      </w:r>
+      <w:r>
+        <w:rPr>
+          <w:sz w:val="20"/>
+          <w:szCs w:val="20"/>
+        </w:rPr>
+      </w:r>
+    </w:p>
+    <w:p>
+      <w:pPr>
+        <w:pBdr/>
+        <w:spacing w:after="57" w:afterAutospacing="0" w:line="240" w:lineRule="auto"/>
+        <w:ind w:firstLine="0" w:left="709"/>
+        <w:rPr>
+          <w:sz w:val="20"/>
+          <w:szCs w:val="20"/>
+        </w:rPr>
+      </w:pPr>
+      <w:r>
+        <w:rPr>
+          <w:rFonts w:ascii="SimSun" w:hAnsi="SimSun" w:cs="SimSun"/>
+          <w:sz w:val="20"/>
+          <w:szCs w:val="20"/>
+          <w:highlight w:val="none"/>
+          <w:lang w:val="zh-CN"/>
+        </w:rPr>
+        <w:t xml:space="preserve">protected-mode no</w:t>
+      </w:r>
+      <w:r>
+        <w:rPr>
+          <w:sz w:val="20"/>
+          <w:szCs w:val="20"/>
+        </w:rPr>
+      </w:r>
+      <w:r>
+        <w:rPr>
+          <w:sz w:val="20"/>
+          <w:szCs w:val="20"/>
+        </w:rPr>
+      </w:r>
+    </w:p>
+    <w:p>
+      <w:pPr>
+        <w:pBdr/>
+        <w:spacing w:after="57" w:afterAutospacing="0" w:line="240" w:lineRule="auto"/>
+        <w:ind w:firstLine="0" w:left="709"/>
+        <w:rPr>
+          <w:sz w:val="20"/>
+          <w:szCs w:val="20"/>
+        </w:rPr>
+      </w:pPr>
+      <w:r>
+        <w:rPr>
+          <w:rFonts w:ascii="SimSun" w:hAnsi="SimSun" w:cs="SimSun"/>
+          <w:sz w:val="20"/>
+          <w:szCs w:val="20"/>
+          <w:highlight w:val="none"/>
+          <w:lang w:val="zh-CN"/>
+        </w:rPr>
+        <w:t xml:space="preserve"># 设置密码</w:t>
+      </w:r>
+      <w:r>
+        <w:rPr>
+          <w:sz w:val="20"/>
+          <w:szCs w:val="20"/>
+        </w:rPr>
+      </w:r>
+      <w:r>
+        <w:rPr>
+          <w:sz w:val="20"/>
+          <w:szCs w:val="20"/>
+        </w:rPr>
+      </w:r>
+    </w:p>
+    <w:p>
+      <w:pPr>
+        <w:pBdr/>
+        <w:spacing w:after="57" w:afterAutospacing="0" w:line="240" w:lineRule="auto"/>
+        <w:ind w:firstLine="0" w:left="709"/>
+        <w:rPr>
+          <w:sz w:val="20"/>
+          <w:szCs w:val="20"/>
+        </w:rPr>
+      </w:pPr>
+      <w:r>
+        <w:rPr>
+          <w:rFonts w:ascii="SimSun" w:hAnsi="SimSun" w:cs="SimSun"/>
+          <w:sz w:val="20"/>
+          <w:szCs w:val="20"/>
+          <w:highlight w:val="none"/>
+          <w:lang w:val="zh-CN"/>
+        </w:rPr>
+        <w:t xml:space="preserve">requirepass zidingyi</w:t>
+      </w:r>
+      <w:r>
+        <w:rPr>
+          <w:sz w:val="20"/>
+          <w:szCs w:val="20"/>
+        </w:rPr>
+      </w:r>
+      <w:r>
+        <w:rPr>
+          <w:sz w:val="20"/>
+          <w:szCs w:val="20"/>
+        </w:rPr>
+      </w:r>
+    </w:p>
+    <w:p>
+      <w:pPr>
+        <w:pBdr/>
+        <w:spacing w:after="57" w:afterAutospacing="0" w:line="240" w:lineRule="auto"/>
+        <w:ind w:firstLine="0" w:left="709"/>
+        <w:rPr>
+          <w:sz w:val="20"/>
+          <w:szCs w:val="20"/>
+        </w:rPr>
+      </w:pPr>
+      <w:r>
+        <w:rPr>
+          <w:rFonts w:ascii="SimSun" w:hAnsi="SimSun" w:cs="SimSun"/>
+          <w:sz w:val="20"/>
+          <w:szCs w:val="20"/>
+          <w:highlight w:val="none"/>
+          <w:lang w:val="zh-CN"/>
+        </w:rPr>
+        <w:t xml:space="preserve"># 指定日志路径</w:t>
+      </w:r>
+      <w:r>
+        <w:rPr>
+          <w:sz w:val="20"/>
+          <w:szCs w:val="20"/>
+        </w:rPr>
+      </w:r>
+      <w:r>
+        <w:rPr>
+          <w:sz w:val="20"/>
+          <w:szCs w:val="20"/>
+        </w:rPr>
+      </w:r>
+    </w:p>
+    <w:p>
+      <w:pPr>
+        <w:pBdr/>
+        <w:spacing w:after="57" w:afterAutospacing="0" w:line="240" w:lineRule="auto"/>
+        <w:ind w:firstLine="0" w:left="709"/>
+        <w:rPr>
+          <w:rFonts w:ascii="SimSun" w:hAnsi="SimSun" w:cs="SimSun"/>
+          <w:sz w:val="20"/>
+          <w:szCs w:val="20"/>
+          <w:highlight w:val="none"/>
+          <w:lang w:val="zh-CN"/>
+        </w:rPr>
+      </w:pPr>
+      <w:r>
+        <w:rPr>
+          <w:rFonts w:ascii="SimSun" w:hAnsi="SimSun" w:cs="SimSun"/>
+          <w:sz w:val="20"/>
+          <w:szCs w:val="20"/>
+          <w:highlight w:val="none"/>
+          <w:lang w:val="zh-CN"/>
+        </w:rPr>
+        <w:t xml:space="preserve">logfile "/var/log/redis.log"</w:t>
+      </w:r>
+      <w:r>
+        <w:rPr>
+          <w:rFonts w:ascii="SimSun" w:hAnsi="SimSun" w:cs="SimSun"/>
+          <w:sz w:val="20"/>
+          <w:szCs w:val="20"/>
+          <w:highlight w:val="none"/>
+        </w:rPr>
+      </w:r>
+      <w:r>
+        <w:rPr>
+          <w:rFonts w:ascii="SimSun" w:hAnsi="SimSun" w:cs="SimSun"/>
+          <w:sz w:val="20"/>
+          <w:szCs w:val="20"/>
+          <w:highlight w:val="none"/>
+          <w:lang w:val="zh-CN"/>
+        </w:rPr>
+      </w:r>
+    </w:p>
+    <w:p>
+      <w:pPr>
+        <w:pBdr/>
+        <w:spacing w:after="57" w:afterAutospacing="0" w:line="240" w:lineRule="auto"/>
+        <w:ind w:firstLine="0" w:left="709"/>
+        <w:rPr>
+          <w:rFonts w:ascii="SimSun" w:hAnsi="SimSun" w:cs="SimSun"/>
+          <w:sz w:val="20"/>
+          <w:szCs w:val="20"/>
+          <w:highlight w:val="none"/>
+          <w:lang w:val="zh-CN"/>
+        </w:rPr>
+      </w:pPr>
+      <w:r>
+        <w:rPr>
+          <w:rFonts w:ascii="SimSun" w:hAnsi="SimSun" w:cs="SimSun"/>
+          <w:sz w:val="20"/>
+          <w:szCs w:val="20"/>
+          <w:highlight w:val="none"/>
+          <w:lang w:val="zh-CN"/>
+        </w:rPr>
+        <w:t xml:space="preserve"># 指定数据存储目录</w:t>
+      </w:r>
+      <w:r>
+        <w:rPr>
+          <w:rFonts w:ascii="SimSun" w:hAnsi="SimSun" w:cs="SimSun"/>
+          <w:sz w:val="20"/>
+          <w:szCs w:val="20"/>
+          <w:highlight w:val="none"/>
+          <w:lang w:val="zh-CN"/>
+        </w:rPr>
+      </w:r>
+      <w:r>
+        <w:rPr>
+          <w:rFonts w:ascii="SimSun" w:hAnsi="SimSun" w:cs="SimSun"/>
+          <w:sz w:val="20"/>
+          <w:szCs w:val="20"/>
+          <w:highlight w:val="none"/>
+          <w:lang w:val="zh-CN"/>
+        </w:rPr>
+      </w:r>
+    </w:p>
+    <w:p>
+      <w:pPr>
+        <w:pBdr/>
+        <w:spacing w:after="57" w:afterAutospacing="0" w:line="240" w:lineRule="auto"/>
+        <w:ind w:firstLine="0" w:left="709"/>
+        <w:rPr>
+          <w:rFonts w:ascii="SimSun" w:hAnsi="SimSun" w:cs="SimSun"/>
+          <w:sz w:val="20"/>
+          <w:szCs w:val="20"/>
+          <w:highlight w:val="none"/>
+          <w:lang w:val="zh-CN"/>
+        </w:rPr>
+      </w:pPr>
+      <w:r>
+        <w:rPr>
+          <w:rFonts w:ascii="SimSun" w:hAnsi="SimSun" w:cs="SimSun"/>
+          <w:sz w:val="20"/>
+          <w:szCs w:val="20"/>
+          <w:highlight w:val="none"/>
+          <w:lang w:val="zh-CN"/>
+        </w:rPr>
+      </w:r>
+      <w:r>
+        <w:rPr>
+          <w:rFonts w:ascii="SimSun" w:hAnsi="SimSun" w:cs="SimSun"/>
+          <w:sz w:val="20"/>
+          <w:szCs w:val="20"/>
+          <w:highlight w:val="none"/>
+          <w:lang w:val="zh-CN"/>
+        </w:rPr>
+        <w:t xml:space="preserve">dir ./</w:t>
+      </w:r>
+      <w:r>
+        <w:rPr>
+          <w:rFonts w:ascii="SimSun" w:hAnsi="SimSun" w:cs="SimSun"/>
+          <w:sz w:val="20"/>
+          <w:szCs w:val="20"/>
+          <w:highlight w:val="none"/>
+          <w:lang w:val="zh-CN"/>
+        </w:rPr>
+      </w:r>
+      <w:r>
+        <w:rPr>
+          <w:rFonts w:ascii="SimSun" w:hAnsi="SimSun" w:cs="SimSun"/>
+          <w:sz w:val="20"/>
+          <w:szCs w:val="20"/>
+          <w:highlight w:val="none"/>
+          <w:lang w:val="zh-CN"/>
+        </w:rPr>
+      </w:r>
+    </w:p>
+    <w:p>
+      <w:pPr>
+        <w:pStyle w:val="796"/>
+        <w:pBdr/>
+        <w:spacing/>
+        <w:ind/>
+        <w:rPr>
+          <w:rFonts w:ascii="SimSun" w:hAnsi="SimSun" w:cs="SimSun"/>
+          <w:sz w:val="24"/>
+          <w:szCs w:val="24"/>
+          <w:highlight w:val="none"/>
+          <w:lang w:val="zh-CN"/>
+        </w:rPr>
+      </w:pPr>
+      <w:r>
+        <w:rPr>
+          <w:rFonts w:ascii="SimSun" w:hAnsi="SimSun" w:cs="SimSun"/>
+          <w:sz w:val="24"/>
+          <w:szCs w:val="24"/>
+          <w:highlight w:val="none"/>
+          <w:lang w:val="zh-CN"/>
+        </w:rPr>
+        <w:t xml:space="preserve">设置开机启动</w:t>
+      </w:r>
+      <w:r>
+        <w:rPr>
+          <w:rFonts w:ascii="SimSun" w:hAnsi="SimSun" w:cs="SimSun"/>
+          <w:sz w:val="24"/>
+          <w:szCs w:val="24"/>
+          <w:highlight w:val="none"/>
+          <w:lang w:val="zh-CN"/>
+        </w:rPr>
+      </w:r>
+      <w:r>
+        <w:rPr>
+          <w:rFonts w:ascii="SimSun" w:hAnsi="SimSun" w:cs="SimSun"/>
+          <w:sz w:val="24"/>
+          <w:szCs w:val="24"/>
+          <w:highlight w:val="none"/>
+          <w:lang w:val="zh-CN"/>
+        </w:rPr>
+      </w:r>
+    </w:p>
+    <w:p>
+      <w:pPr>
+        <w:pBdr/>
+        <w:spacing/>
+        <w:ind w:firstLine="0"/>
+        <w:rPr>
+          <w:rFonts w:ascii="SimSun" w:hAnsi="SimSun" w:cs="SimSun"/>
+          <w:sz w:val="24"/>
+          <w:szCs w:val="24"/>
+          <w:highlight w:val="none"/>
+          <w:lang w:val="zh-CN"/>
+        </w:rPr>
+      </w:pPr>
+      <w:r>
+        <w:rPr>
+          <w:rFonts w:ascii="SimSun" w:hAnsi="SimSun" w:cs="SimSun"/>
+          <w:sz w:val="24"/>
+          <w:szCs w:val="24"/>
+          <w:highlight w:val="none"/>
+          <w:lang w:val="zh-CN"/>
+        </w:rPr>
+        <w:t xml:space="preserve">创建服务文件:</w:t>
+      </w:r>
+      <w:r>
+        <w:rPr>
+          <w:rFonts w:ascii="SimSun" w:hAnsi="SimSun" w:cs="SimSun"/>
+          <w:sz w:val="24"/>
+          <w:szCs w:val="24"/>
+          <w:highlight w:val="none"/>
+          <w:lang w:val="zh-CN"/>
+        </w:rPr>
+        <w:t xml:space="preserve">vim /usr/lib/systemd/system/redis.service</w:t>
+      </w:r>
+      <w:r>
+        <w:rPr>
+          <w:rFonts w:ascii="SimSun" w:hAnsi="SimSun" w:cs="SimSun"/>
+          <w:sz w:val="24"/>
+          <w:szCs w:val="24"/>
+          <w:highlight w:val="none"/>
+          <w:lang w:val="zh-CN"/>
+        </w:rPr>
+      </w:r>
+      <w:r>
+        <w:rPr>
+          <w:rFonts w:ascii="SimSun" w:hAnsi="SimSun" w:cs="SimSun"/>
+          <w:sz w:val="24"/>
+          <w:szCs w:val="24"/>
+          <w:highlight w:val="none"/>
+          <w:lang w:val="zh-CN"/>
+        </w:rPr>
+      </w:r>
+    </w:p>
+    <w:p>
+      <w:pPr>
+        <w:pBdr/>
+        <w:spacing/>
+        <w:ind w:firstLine="0"/>
+        <w:rPr/>
+      </w:pPr>
+      <w:r>
+        <w:rPr>
+          <w:rFonts w:ascii="SimSun" w:hAnsi="SimSun" w:cs="SimSun"/>
+          <w:sz w:val="24"/>
+          <w:szCs w:val="24"/>
+          <w:highlight w:val="none"/>
+          <w:lang w:val="zh-CN"/>
+        </w:rPr>
+        <w:t xml:space="preserve">#文件内容</w:t>
+      </w:r>
       <w:r/>
     </w:p>
     <w:p>
@@ -21682,7 +22318,7 @@
           <w:highlight w:val="none"/>
           <w:lang w:val="zh-CN"/>
         </w:rPr>
-        <w:t xml:space="preserve">#更换绑定</w:t>
+        <w:t xml:space="preserve">[Unit]</w:t>
       </w:r>
       <w:r>
         <w:rPr>
@@ -21715,7 +22351,7 @@
           <w:highlight w:val="none"/>
           <w:lang w:val="zh-CN"/>
         </w:rPr>
-        <w:t xml:space="preserve">#将bind 127.0.0.1 更换为本机IP，例如：18.192.52.199</w:t>
+        <w:t xml:space="preserve">Description=Redis Server</w:t>
       </w:r>
       <w:r>
         <w:rPr>
@@ -21748,17 +22384,7 @@
           <w:highlight w:val="none"/>
           <w:lang w:val="zh-CN"/>
         </w:rPr>
-        <w:t xml:space="preserve">bind </w:t>
-      </w:r>
-      <w:r>
-        <w:rPr>
-          <w:rFonts w:ascii="SimSun" w:hAnsi="SimSun" w:cs="SimSun"/>
-          <w:sz w:val="20"/>
-          <w:szCs w:val="20"/>
-          <w:highlight w:val="none"/>
-          <w:lang w:val="zh-CN"/>
-        </w:rPr>
-        <w:t xml:space="preserve">18.192.52.199</w:t>
+        <w:t xml:space="preserve">After=network.target</w:t>
       </w:r>
       <w:r>
         <w:rPr>
@@ -21791,7 +22417,6 @@
           <w:highlight w:val="none"/>
           <w:lang w:val="zh-CN"/>
         </w:rPr>
-        <w:t xml:space="preserve">#关闭保护模式</w:t>
       </w:r>
       <w:r>
         <w:rPr>
@@ -21824,7 +22449,7 @@
           <w:highlight w:val="none"/>
           <w:lang w:val="zh-CN"/>
         </w:rPr>
-        <w:t xml:space="preserve">protected-mode no</w:t>
+        <w:t xml:space="preserve">[Service]</w:t>
       </w:r>
       <w:r>
         <w:rPr>
@@ -21857,7 +22482,7 @@
           <w:highlight w:val="none"/>
           <w:lang w:val="zh-CN"/>
         </w:rPr>
-        <w:t xml:space="preserve"># 设置密码</w:t>
+        <w:t xml:space="preserve">ExecStart=/usr/local/src/redis-4.0.12/src/redis-server /usr/local/src/redis-4.0.12/redis.conf --daemonize no</w:t>
       </w:r>
       <w:r>
         <w:rPr>
@@ -21890,7 +22515,7 @@
           <w:highlight w:val="none"/>
           <w:lang w:val="zh-CN"/>
         </w:rPr>
-        <w:t xml:space="preserve">requirepass zidingyi</w:t>
+        <w:t xml:space="preserve">ExecStop=/usr/local/src/redis-4.0.12/src/redis-cli -p 6379 -a "kakaxi"  shutdown</w:t>
       </w:r>
       <w:r>
         <w:rPr>
@@ -21923,7 +22548,7 @@
           <w:highlight w:val="none"/>
           <w:lang w:val="zh-CN"/>
         </w:rPr>
-        <w:t xml:space="preserve"># 指定日志路径</w:t>
+        <w:t xml:space="preserve">Restart=always</w:t>
       </w:r>
       <w:r>
         <w:rPr>
@@ -21944,37 +22569,29 @@
         <w:spacing w:after="57" w:afterAutospacing="0" w:line="240" w:lineRule="auto"/>
         <w:ind w:firstLine="0" w:left="709"/>
         <w:rPr>
-          <w:rFonts w:ascii="SimSun" w:hAnsi="SimSun" w:cs="SimSun"/>
-          <w:sz w:val="20"/>
-          <w:szCs w:val="20"/>
-          <w:highlight w:val="none"/>
-          <w:lang w:val="zh-CN"/>
-        </w:rPr>
-      </w:pPr>
-      <w:r>
-        <w:rPr>
-          <w:rFonts w:ascii="SimSun" w:hAnsi="SimSun" w:cs="SimSun"/>
-          <w:sz w:val="20"/>
-          <w:szCs w:val="20"/>
-          <w:highlight w:val="none"/>
-          <w:lang w:val="zh-CN"/>
-        </w:rPr>
-        <w:t xml:space="preserve">logfile "/var/log/redis.log"</w:t>
-      </w:r>
-      <w:r>
-        <w:rPr>
-          <w:rFonts w:ascii="SimSun" w:hAnsi="SimSun" w:cs="SimSun"/>
-          <w:sz w:val="20"/>
-          <w:szCs w:val="20"/>
-          <w:highlight w:val="none"/>
-        </w:rPr>
-      </w:r>
-      <w:r>
-        <w:rPr>
-          <w:rFonts w:ascii="SimSun" w:hAnsi="SimSun" w:cs="SimSun"/>
-          <w:sz w:val="20"/>
-          <w:szCs w:val="20"/>
-          <w:highlight w:val="none"/>
+          <w:sz w:val="20"/>
+          <w:szCs w:val="20"/>
+        </w:rPr>
+      </w:pPr>
+      <w:r>
+        <w:rPr>
+          <w:rFonts w:ascii="SimSun" w:hAnsi="SimSun" w:cs="SimSun"/>
+          <w:sz w:val="20"/>
+          <w:szCs w:val="20"/>
+          <w:highlight w:val="none"/>
+          <w:lang w:val="zh-CN"/>
+        </w:rPr>
+      </w:r>
+      <w:r>
+        <w:rPr>
+          <w:sz w:val="20"/>
+          <w:szCs w:val="20"/>
+        </w:rPr>
+      </w:r>
+      <w:r>
+        <w:rPr>
+          <w:sz w:val="20"/>
+          <w:szCs w:val="20"/>
         </w:rPr>
       </w:r>
     </w:p>
@@ -21984,39 +22601,30 @@
         <w:spacing w:after="57" w:afterAutospacing="0" w:line="240" w:lineRule="auto"/>
         <w:ind w:firstLine="0" w:left="709"/>
         <w:rPr>
-          <w:rFonts w:ascii="SimSun" w:hAnsi="SimSun" w:cs="SimSun"/>
-          <w:sz w:val="20"/>
-          <w:szCs w:val="20"/>
-          <w:highlight w:val="none"/>
-          <w:lang w:val="zh-CN"/>
-        </w:rPr>
-      </w:pPr>
-      <w:r>
-        <w:rPr>
-          <w:rFonts w:ascii="SimSun" w:hAnsi="SimSun" w:cs="SimSun"/>
-          <w:sz w:val="20"/>
-          <w:szCs w:val="20"/>
-          <w:highlight w:val="none"/>
-          <w:lang w:val="zh-CN"/>
-        </w:rPr>
-        <w:t xml:space="preserve"># 指定数据存储目录</w:t>
-      </w:r>
-      <w:r>
-        <w:rPr>
-          <w:rFonts w:ascii="SimSun" w:hAnsi="SimSun" w:cs="SimSun"/>
-          <w:sz w:val="20"/>
-          <w:szCs w:val="20"/>
-          <w:highlight w:val="none"/>
-          <w:lang w:val="zh-CN"/>
-        </w:rPr>
-      </w:r>
-      <w:r>
-        <w:rPr>
-          <w:rFonts w:ascii="SimSun" w:hAnsi="SimSun" w:cs="SimSun"/>
-          <w:sz w:val="20"/>
-          <w:szCs w:val="20"/>
-          <w:highlight w:val="none"/>
-          <w:lang w:val="zh-CN"/>
+          <w:sz w:val="20"/>
+          <w:szCs w:val="20"/>
+        </w:rPr>
+      </w:pPr>
+      <w:r>
+        <w:rPr>
+          <w:rFonts w:ascii="SimSun" w:hAnsi="SimSun" w:cs="SimSun"/>
+          <w:sz w:val="20"/>
+          <w:szCs w:val="20"/>
+          <w:highlight w:val="none"/>
+          <w:lang w:val="zh-CN"/>
+        </w:rPr>
+        <w:t xml:space="preserve">[Install]</w:t>
+      </w:r>
+      <w:r>
+        <w:rPr>
+          <w:sz w:val="20"/>
+          <w:szCs w:val="20"/>
+        </w:rPr>
+      </w:r>
+      <w:r>
+        <w:rPr>
+          <w:sz w:val="20"/>
+          <w:szCs w:val="20"/>
         </w:rPr>
       </w:r>
     </w:p>
@@ -22026,184 +22634,35 @@
         <w:spacing w:after="57" w:afterAutospacing="0" w:line="240" w:lineRule="auto"/>
         <w:ind w:firstLine="0" w:left="709"/>
         <w:rPr>
-          <w:rFonts w:ascii="SimSun" w:hAnsi="SimSun" w:cs="SimSun"/>
-          <w:sz w:val="20"/>
-          <w:szCs w:val="20"/>
-          <w:highlight w:val="none"/>
-          <w:lang w:val="zh-CN"/>
-        </w:rPr>
-      </w:pPr>
-      <w:r>
-        <w:rPr>
-          <w:rFonts w:ascii="SimSun" w:hAnsi="SimSun" w:cs="SimSun"/>
-          <w:sz w:val="20"/>
-          <w:szCs w:val="20"/>
-          <w:highlight w:val="none"/>
-          <w:lang w:val="zh-CN"/>
-        </w:rPr>
-      </w:r>
-      <w:r>
-        <w:rPr>
-          <w:rFonts w:ascii="SimSun" w:hAnsi="SimSun" w:cs="SimSun"/>
-          <w:sz w:val="20"/>
-          <w:szCs w:val="20"/>
-          <w:highlight w:val="none"/>
-          <w:lang w:val="zh-CN"/>
-        </w:rPr>
-        <w:t xml:space="preserve">dir ./</w:t>
-      </w:r>
-      <w:r>
-        <w:rPr>
-          <w:rFonts w:ascii="SimSun" w:hAnsi="SimSun" w:cs="SimSun"/>
-          <w:sz w:val="20"/>
-          <w:szCs w:val="20"/>
-          <w:highlight w:val="none"/>
-          <w:lang w:val="zh-CN"/>
-        </w:rPr>
-      </w:r>
-      <w:r>
-        <w:rPr>
-          <w:rFonts w:ascii="SimSun" w:hAnsi="SimSun" w:cs="SimSun"/>
-          <w:sz w:val="20"/>
-          <w:szCs w:val="20"/>
-          <w:highlight w:val="none"/>
-          <w:lang w:val="zh-CN"/>
-        </w:rPr>
-      </w:r>
-      <w:r>
-        <w:rPr>
-          <w:rFonts w:ascii="SimSun" w:hAnsi="SimSun" w:cs="SimSun"/>
-          <w:sz w:val="24"/>
-          <w:szCs w:val="24"/>
-          <w:highlight w:val="none"/>
-          <w:lang w:val="zh-CN"/>
-        </w:rPr>
-      </w:r>
-      <w:r>
-        <w:rPr>
-          <w:rFonts w:ascii="SimSun" w:hAnsi="SimSun" w:cs="SimSun"/>
-          <w:sz w:val="24"/>
-          <w:szCs w:val="24"/>
-          <w:highlight w:val="none"/>
-          <w:lang w:val="zh-CN"/>
-        </w:rPr>
-      </w:r>
-      <w:r>
-        <w:rPr>
-          <w:rFonts w:ascii="SimSun" w:hAnsi="SimSun" w:cs="SimSun"/>
-          <w:sz w:val="24"/>
-          <w:szCs w:val="24"/>
-          <w:highlight w:val="none"/>
-          <w:lang w:val="zh-CN"/>
-        </w:rPr>
-      </w:r>
-      <w:r>
-        <w:rPr>
-          <w:rFonts w:ascii="SimSun" w:hAnsi="SimSun" w:cs="SimSun"/>
-          <w:sz w:val="20"/>
-          <w:szCs w:val="20"/>
-          <w:highlight w:val="none"/>
-          <w:lang w:val="zh-CN"/>
+          <w:sz w:val="20"/>
+          <w:szCs w:val="20"/>
+        </w:rPr>
+      </w:pPr>
+      <w:r>
+        <w:rPr>
+          <w:rFonts w:ascii="SimSun" w:hAnsi="SimSun" w:cs="SimSun"/>
+          <w:sz w:val="20"/>
+          <w:szCs w:val="20"/>
+          <w:highlight w:val="none"/>
+          <w:lang w:val="zh-CN"/>
+        </w:rPr>
+        <w:t xml:space="preserve">WantedBy=multi-user.target</w:t>
+      </w:r>
+      <w:r>
+        <w:rPr>
+          <w:sz w:val="20"/>
+          <w:szCs w:val="20"/>
+        </w:rPr>
+      </w:r>
+      <w:r>
+        <w:rPr>
+          <w:sz w:val="20"/>
+          <w:szCs w:val="20"/>
         </w:rPr>
       </w:r>
     </w:p>
     <w:p>
       <w:pPr>
-        <w:pStyle w:val="796"/>
-        <w:pBdr/>
-        <w:spacing/>
-        <w:ind/>
-        <w:rPr>
-          <w:rFonts w:ascii="SimSun" w:hAnsi="SimSun" w:cs="SimSun"/>
-          <w:sz w:val="24"/>
-          <w:szCs w:val="24"/>
-          <w:highlight w:val="none"/>
-          <w:lang w:val="zh-CN"/>
-        </w:rPr>
-      </w:pPr>
-      <w:r>
-        <w:rPr>
-          <w:rFonts w:ascii="SimSun" w:hAnsi="SimSun" w:cs="SimSun"/>
-          <w:sz w:val="24"/>
-          <w:szCs w:val="24"/>
-          <w:highlight w:val="none"/>
-          <w:lang w:val="zh-CN"/>
-        </w:rPr>
-        <w:t xml:space="preserve">设置开机启动</w:t>
-      </w:r>
-      <w:r>
-        <w:rPr>
-          <w:rFonts w:ascii="SimSun" w:hAnsi="SimSun" w:cs="SimSun"/>
-          <w:sz w:val="24"/>
-          <w:szCs w:val="24"/>
-          <w:highlight w:val="none"/>
-          <w:lang w:val="zh-CN"/>
-        </w:rPr>
-      </w:r>
-      <w:r>
-        <w:rPr>
-          <w:rFonts w:ascii="SimSun" w:hAnsi="SimSun" w:cs="SimSun"/>
-          <w:sz w:val="24"/>
-          <w:szCs w:val="24"/>
-          <w:highlight w:val="none"/>
-          <w:lang w:val="zh-CN"/>
-        </w:rPr>
-      </w:r>
-    </w:p>
-    <w:p>
-      <w:pPr>
-        <w:pBdr/>
-        <w:spacing/>
-        <w:ind w:firstLine="0"/>
-        <w:rPr>
-          <w:rFonts w:ascii="SimSun" w:hAnsi="SimSun" w:cs="SimSun"/>
-          <w:sz w:val="24"/>
-          <w:szCs w:val="24"/>
-          <w:highlight w:val="none"/>
-          <w:lang w:val="zh-CN"/>
-        </w:rPr>
-      </w:pPr>
-      <w:r>
-        <w:rPr>
-          <w:rFonts w:ascii="SimSun" w:hAnsi="SimSun" w:cs="SimSun"/>
-          <w:sz w:val="24"/>
-          <w:szCs w:val="24"/>
-          <w:highlight w:val="none"/>
-          <w:lang w:val="zh-CN"/>
-        </w:rPr>
-        <w:t xml:space="preserve">创建服务文件:</w:t>
-      </w:r>
-      <w:r>
-        <w:rPr>
-          <w:rFonts w:ascii="SimSun" w:hAnsi="SimSun" w:cs="SimSun"/>
-          <w:sz w:val="24"/>
-          <w:szCs w:val="24"/>
-          <w:highlight w:val="none"/>
-          <w:lang w:val="zh-CN"/>
-        </w:rPr>
-        <w:t xml:space="preserve">vim /usr/lib/systemd/system/redis.service</w:t>
-      </w:r>
-      <w:r>
-        <w:rPr>
-          <w:rFonts w:ascii="SimSun" w:hAnsi="SimSun" w:cs="SimSun"/>
-          <w:sz w:val="24"/>
-          <w:szCs w:val="24"/>
-          <w:highlight w:val="none"/>
-          <w:lang w:val="zh-CN"/>
-        </w:rPr>
-      </w:r>
-      <w:r>
-        <w:rPr>
-          <w:rFonts w:ascii="SimSun" w:hAnsi="SimSun" w:cs="SimSun"/>
-          <w:sz w:val="24"/>
-          <w:szCs w:val="24"/>
-          <w:highlight w:val="none"/>
-          <w:lang w:val="zh-CN"/>
-        </w:rPr>
-      </w:r>
-    </w:p>
-    <w:p>
-      <w:pPr>
         <w:pBdr/>
         <w:spacing/>
         <w:ind w:firstLine="0"/>
@@ -22217,374 +22676,12 @@
           <w:highlight w:val="none"/>
           <w:lang w:val="zh-CN"/>
         </w:rPr>
-        <w:t xml:space="preserve">#文件内容</w:t>
       </w:r>
       <w:r/>
     </w:p>
     <w:p>
       <w:pPr>
         <w:pBdr/>
-        <w:spacing w:after="57" w:afterAutospacing="0" w:line="240" w:lineRule="auto"/>
-        <w:ind w:firstLine="0" w:left="709"/>
-        <w:rPr>
-          <w:sz w:val="20"/>
-          <w:szCs w:val="20"/>
-        </w:rPr>
-      </w:pPr>
-      <w:r>
-        <w:rPr>
-          <w:rFonts w:ascii="SimSun" w:hAnsi="SimSun" w:cs="SimSun"/>
-          <w:sz w:val="20"/>
-          <w:szCs w:val="20"/>
-          <w:highlight w:val="none"/>
-          <w:lang w:val="zh-CN"/>
-        </w:rPr>
-        <w:t xml:space="preserve">[Unit]</w:t>
-      </w:r>
-      <w:r>
-        <w:rPr>
-          <w:sz w:val="20"/>
-          <w:szCs w:val="20"/>
-        </w:rPr>
-      </w:r>
-      <w:r>
-        <w:rPr>
-          <w:sz w:val="20"/>
-          <w:szCs w:val="20"/>
-        </w:rPr>
-      </w:r>
-    </w:p>
-    <w:p>
-      <w:pPr>
-        <w:pBdr/>
-        <w:spacing w:after="57" w:afterAutospacing="0" w:line="240" w:lineRule="auto"/>
-        <w:ind w:firstLine="0" w:left="709"/>
-        <w:rPr>
-          <w:sz w:val="20"/>
-          <w:szCs w:val="20"/>
-        </w:rPr>
-      </w:pPr>
-      <w:r>
-        <w:rPr>
-          <w:rFonts w:ascii="SimSun" w:hAnsi="SimSun" w:cs="SimSun"/>
-          <w:sz w:val="20"/>
-          <w:szCs w:val="20"/>
-          <w:highlight w:val="none"/>
-          <w:lang w:val="zh-CN"/>
-        </w:rPr>
-        <w:t xml:space="preserve">Description=Redis Server</w:t>
-      </w:r>
-      <w:r>
-        <w:rPr>
-          <w:sz w:val="20"/>
-          <w:szCs w:val="20"/>
-        </w:rPr>
-      </w:r>
-      <w:r>
-        <w:rPr>
-          <w:sz w:val="20"/>
-          <w:szCs w:val="20"/>
-        </w:rPr>
-      </w:r>
-    </w:p>
-    <w:p>
-      <w:pPr>
-        <w:pBdr/>
-        <w:spacing w:after="57" w:afterAutospacing="0" w:line="240" w:lineRule="auto"/>
-        <w:ind w:firstLine="0" w:left="709"/>
-        <w:rPr>
-          <w:sz w:val="20"/>
-          <w:szCs w:val="20"/>
-        </w:rPr>
-      </w:pPr>
-      <w:r>
-        <w:rPr>
-          <w:rFonts w:ascii="SimSun" w:hAnsi="SimSun" w:cs="SimSun"/>
-          <w:sz w:val="20"/>
-          <w:szCs w:val="20"/>
-          <w:highlight w:val="none"/>
-          <w:lang w:val="zh-CN"/>
-        </w:rPr>
-        <w:t xml:space="preserve">After=network.target</w:t>
-      </w:r>
-      <w:r>
-        <w:rPr>
-          <w:sz w:val="20"/>
-          <w:szCs w:val="20"/>
-        </w:rPr>
-      </w:r>
-      <w:r>
-        <w:rPr>
-          <w:sz w:val="20"/>
-          <w:szCs w:val="20"/>
-        </w:rPr>
-      </w:r>
-    </w:p>
-    <w:p>
-      <w:pPr>
-        <w:pBdr/>
-        <w:spacing w:after="57" w:afterAutospacing="0" w:line="240" w:lineRule="auto"/>
-        <w:ind w:firstLine="0" w:left="709"/>
-        <w:rPr>
-          <w:sz w:val="20"/>
-          <w:szCs w:val="20"/>
-        </w:rPr>
-      </w:pPr>
-      <w:r>
-        <w:rPr>
-          <w:rFonts w:ascii="SimSun" w:hAnsi="SimSun" w:cs="SimSun"/>
-          <w:sz w:val="20"/>
-          <w:szCs w:val="20"/>
-          <w:highlight w:val="none"/>
-          <w:lang w:val="zh-CN"/>
-        </w:rPr>
-      </w:r>
-      <w:r>
-        <w:rPr>
-          <w:sz w:val="20"/>
-          <w:szCs w:val="20"/>
-        </w:rPr>
-      </w:r>
-      <w:r>
-        <w:rPr>
-          <w:sz w:val="20"/>
-          <w:szCs w:val="20"/>
-        </w:rPr>
-      </w:r>
-    </w:p>
-    <w:p>
-      <w:pPr>
-        <w:pBdr/>
-        <w:spacing w:after="57" w:afterAutospacing="0" w:line="240" w:lineRule="auto"/>
-        <w:ind w:firstLine="0" w:left="709"/>
-        <w:rPr>
-          <w:sz w:val="20"/>
-          <w:szCs w:val="20"/>
-        </w:rPr>
-      </w:pPr>
-      <w:r>
-        <w:rPr>
-          <w:rFonts w:ascii="SimSun" w:hAnsi="SimSun" w:cs="SimSun"/>
-          <w:sz w:val="20"/>
-          <w:szCs w:val="20"/>
-          <w:highlight w:val="none"/>
-          <w:lang w:val="zh-CN"/>
-        </w:rPr>
-        <w:t xml:space="preserve">[Service]</w:t>
-      </w:r>
-      <w:r>
-        <w:rPr>
-          <w:sz w:val="20"/>
-          <w:szCs w:val="20"/>
-        </w:rPr>
-      </w:r>
-      <w:r>
-        <w:rPr>
-          <w:sz w:val="20"/>
-          <w:szCs w:val="20"/>
-        </w:rPr>
-      </w:r>
-    </w:p>
-    <w:p>
-      <w:pPr>
-        <w:pBdr/>
-        <w:spacing w:after="57" w:afterAutospacing="0" w:line="240" w:lineRule="auto"/>
-        <w:ind w:firstLine="0" w:left="709"/>
-        <w:rPr>
-          <w:sz w:val="20"/>
-          <w:szCs w:val="20"/>
-        </w:rPr>
-      </w:pPr>
-      <w:r>
-        <w:rPr>
-          <w:rFonts w:ascii="SimSun" w:hAnsi="SimSun" w:cs="SimSun"/>
-          <w:sz w:val="20"/>
-          <w:szCs w:val="20"/>
-          <w:highlight w:val="none"/>
-          <w:lang w:val="zh-CN"/>
-        </w:rPr>
-        <w:t xml:space="preserve">ExecStart=/usr/local/src/redis-4.0.12/src/redis-server /usr/local/src/redis-4.0.12/redis.conf --daemonize no</w:t>
-      </w:r>
-      <w:r>
-        <w:rPr>
-          <w:sz w:val="20"/>
-          <w:szCs w:val="20"/>
-        </w:rPr>
-      </w:r>
-      <w:r>
-        <w:rPr>
-          <w:sz w:val="20"/>
-          <w:szCs w:val="20"/>
-        </w:rPr>
-      </w:r>
-    </w:p>
-    <w:p>
-      <w:pPr>
-        <w:pBdr/>
-        <w:spacing w:after="57" w:afterAutospacing="0" w:line="240" w:lineRule="auto"/>
-        <w:ind w:firstLine="0" w:left="709"/>
-        <w:rPr>
-          <w:sz w:val="20"/>
-          <w:szCs w:val="20"/>
-        </w:rPr>
-      </w:pPr>
-      <w:r>
-        <w:rPr>
-          <w:rFonts w:ascii="SimSun" w:hAnsi="SimSun" w:cs="SimSun"/>
-          <w:sz w:val="20"/>
-          <w:szCs w:val="20"/>
-          <w:highlight w:val="none"/>
-          <w:lang w:val="zh-CN"/>
-        </w:rPr>
-        <w:t xml:space="preserve">ExecStop=/usr/local/src/redis-4.0.12/src/redis-cli -p 6379 -a "kakaxi"  shutdown</w:t>
-      </w:r>
-      <w:r>
-        <w:rPr>
-          <w:sz w:val="20"/>
-          <w:szCs w:val="20"/>
-        </w:rPr>
-      </w:r>
-      <w:r>
-        <w:rPr>
-          <w:sz w:val="20"/>
-          <w:szCs w:val="20"/>
-        </w:rPr>
-      </w:r>
-    </w:p>
-    <w:p>
-      <w:pPr>
-        <w:pBdr/>
-        <w:spacing w:after="57" w:afterAutospacing="0" w:line="240" w:lineRule="auto"/>
-        <w:ind w:firstLine="0" w:left="709"/>
-        <w:rPr>
-          <w:sz w:val="20"/>
-          <w:szCs w:val="20"/>
-        </w:rPr>
-      </w:pPr>
-      <w:r>
-        <w:rPr>
-          <w:rFonts w:ascii="SimSun" w:hAnsi="SimSun" w:cs="SimSun"/>
-          <w:sz w:val="20"/>
-          <w:szCs w:val="20"/>
-          <w:highlight w:val="none"/>
-          <w:lang w:val="zh-CN"/>
-        </w:rPr>
-        <w:t xml:space="preserve">Restart=always</w:t>
-      </w:r>
-      <w:r>
-        <w:rPr>
-          <w:sz w:val="20"/>
-          <w:szCs w:val="20"/>
-        </w:rPr>
-      </w:r>
-      <w:r>
-        <w:rPr>
-          <w:sz w:val="20"/>
-          <w:szCs w:val="20"/>
-        </w:rPr>
-      </w:r>
-    </w:p>
-    <w:p>
-      <w:pPr>
-        <w:pBdr/>
-        <w:spacing w:after="57" w:afterAutospacing="0" w:line="240" w:lineRule="auto"/>
-        <w:ind w:firstLine="0" w:left="709"/>
-        <w:rPr>
-          <w:sz w:val="20"/>
-          <w:szCs w:val="20"/>
-        </w:rPr>
-      </w:pPr>
-      <w:r>
-        <w:rPr>
-          <w:rFonts w:ascii="SimSun" w:hAnsi="SimSun" w:cs="SimSun"/>
-          <w:sz w:val="20"/>
-          <w:szCs w:val="20"/>
-          <w:highlight w:val="none"/>
-          <w:lang w:val="zh-CN"/>
-        </w:rPr>
-      </w:r>
-      <w:r>
-        <w:rPr>
-          <w:sz w:val="20"/>
-          <w:szCs w:val="20"/>
-        </w:rPr>
-      </w:r>
-      <w:r>
-        <w:rPr>
-          <w:sz w:val="20"/>
-          <w:szCs w:val="20"/>
-        </w:rPr>
-      </w:r>
-    </w:p>
-    <w:p>
-      <w:pPr>
-        <w:pBdr/>
-        <w:spacing w:after="57" w:afterAutospacing="0" w:line="240" w:lineRule="auto"/>
-        <w:ind w:firstLine="0" w:left="709"/>
-        <w:rPr>
-          <w:sz w:val="20"/>
-          <w:szCs w:val="20"/>
-        </w:rPr>
-      </w:pPr>
-      <w:r>
-        <w:rPr>
-          <w:rFonts w:ascii="SimSun" w:hAnsi="SimSun" w:cs="SimSun"/>
-          <w:sz w:val="20"/>
-          <w:szCs w:val="20"/>
-          <w:highlight w:val="none"/>
-          <w:lang w:val="zh-CN"/>
-        </w:rPr>
-        <w:t xml:space="preserve">[Install]</w:t>
-      </w:r>
-      <w:r>
-        <w:rPr>
-          <w:sz w:val="20"/>
-          <w:szCs w:val="20"/>
-        </w:rPr>
-      </w:r>
-      <w:r>
-        <w:rPr>
-          <w:sz w:val="20"/>
-          <w:szCs w:val="20"/>
-        </w:rPr>
-      </w:r>
-    </w:p>
-    <w:p>
-      <w:pPr>
-        <w:pBdr/>
-        <w:spacing w:after="57" w:afterAutospacing="0" w:line="240" w:lineRule="auto"/>
-        <w:ind w:firstLine="0" w:left="709"/>
-        <w:rPr>
-          <w:sz w:val="20"/>
-          <w:szCs w:val="20"/>
-        </w:rPr>
-      </w:pPr>
-      <w:r>
-        <w:rPr>
-          <w:rFonts w:ascii="SimSun" w:hAnsi="SimSun" w:cs="SimSun"/>
-          <w:sz w:val="20"/>
-          <w:szCs w:val="20"/>
-          <w:highlight w:val="none"/>
-          <w:lang w:val="zh-CN"/>
-        </w:rPr>
-        <w:t xml:space="preserve">WantedBy=multi-user.target</w:t>
-      </w:r>
-      <w:r>
-        <w:rPr>
-          <w:sz w:val="20"/>
-          <w:szCs w:val="20"/>
-        </w:rPr>
-      </w:r>
-      <w:r>
-        <w:rPr>
-          <w:sz w:val="20"/>
-          <w:szCs w:val="20"/>
-        </w:rPr>
-      </w:r>
-    </w:p>
-    <w:p>
-      <w:pPr>
-        <w:pBdr/>
         <w:spacing/>
         <w:ind w:firstLine="0"/>
         <w:rPr/>
@@ -22597,6 +22694,7 @@
           <w:highlight w:val="none"/>
           <w:lang w:val="zh-CN"/>
         </w:rPr>
+        <w:t xml:space="preserve">#设置Redis服务开机启动</w:t>
       </w:r>
       <w:r/>
     </w:p>
@@ -22615,15 +22713,16 @@
           <w:highlight w:val="none"/>
           <w:lang w:val="zh-CN"/>
         </w:rPr>
-        <w:t xml:space="preserve">#设置Redis服务开机启动</w:t>
+        <w:t xml:space="preserve">systemctl enable redis</w:t>
       </w:r>
       <w:r/>
     </w:p>
     <w:p>
       <w:pPr>
-        <w:pBdr/>
-        <w:spacing/>
-        <w:ind w:firstLine="0"/>
+        <w:pStyle w:val="796"/>
+        <w:pBdr/>
+        <w:spacing/>
+        <w:ind/>
         <w:rPr/>
       </w:pPr>
       <w:r>
@@ -22634,29 +22733,51 @@
           <w:highlight w:val="none"/>
           <w:lang w:val="zh-CN"/>
         </w:rPr>
-        <w:t xml:space="preserve">systemctl enable redis</w:t>
+        <w:t xml:space="preserve">启动redis服务</w:t>
       </w:r>
       <w:r/>
     </w:p>
     <w:p>
       <w:pPr>
-        <w:pStyle w:val="796"/>
-        <w:pBdr/>
-        <w:spacing/>
-        <w:ind/>
-        <w:rPr/>
-      </w:pPr>
-      <w:r>
-        <w:rPr>
-          <w:rFonts w:ascii="SimSun" w:hAnsi="SimSun" w:cs="SimSun"/>
-          <w:sz w:val="24"/>
-          <w:szCs w:val="24"/>
-          <w:highlight w:val="none"/>
-          <w:lang w:val="zh-CN"/>
-        </w:rPr>
-        <w:t xml:space="preserve">启动redis服务</w:t>
-      </w:r>
-      <w:r/>
+        <w:pBdr/>
+        <w:spacing/>
+        <w:ind w:firstLine="0"/>
+        <w:rPr>
+          <w:rFonts w:ascii="SimSun" w:hAnsi="SimSun" w:cs="SimSun"/>
+          <w:sz w:val="24"/>
+          <w:szCs w:val="24"/>
+          <w:highlight w:val="none"/>
+          <w:lang w:val="zh-CN"/>
+        </w:rPr>
+      </w:pPr>
+      <w:r>
+        <w:rPr>
+          <w:rFonts w:ascii="SimSun" w:hAnsi="SimSun" w:cs="SimSun"/>
+          <w:sz w:val="24"/>
+          <w:szCs w:val="24"/>
+          <w:highlight w:val="none"/>
+          <w:lang w:val="zh-CN"/>
+        </w:rPr>
+        <w:t xml:space="preserve">systemctl start redis</w:t>
+      </w:r>
+      <w:r>
+        <w:rPr>
+          <w:rFonts w:ascii="SimSun" w:hAnsi="SimSun" w:cs="SimSun"/>
+          <w:sz w:val="24"/>
+          <w:szCs w:val="24"/>
+          <w:highlight w:val="none"/>
+          <w:lang w:val="zh-CN"/>
+        </w:rPr>
+      </w:r>
+      <w:r>
+        <w:rPr>
+          <w:rFonts w:ascii="SimSun" w:hAnsi="SimSun" w:cs="SimSun"/>
+          <w:sz w:val="24"/>
+          <w:szCs w:val="24"/>
+          <w:highlight w:val="none"/>
+          <w:lang w:val="zh-CN"/>
+        </w:rPr>
+      </w:r>
     </w:p>
     <w:p>
       <w:pPr>
@@ -22679,7 +22800,6 @@
           <w:highlight w:val="none"/>
           <w:lang w:val="zh-CN"/>
         </w:rPr>
-        <w:t xml:space="preserve">systemctl start redis</w:t>
       </w:r>
       <w:r>
         <w:rPr>
@@ -22702,25 +22822,27 @@
     </w:p>
     <w:p>
       <w:pPr>
-        <w:pBdr/>
-        <w:spacing/>
-        <w:ind w:firstLine="0"/>
-        <w:rPr>
-          <w:rFonts w:ascii="SimSun" w:hAnsi="SimSun" w:cs="SimSun"/>
-          <w:sz w:val="24"/>
-          <w:szCs w:val="24"/>
-          <w:highlight w:val="none"/>
-          <w:lang w:val="zh-CN"/>
-        </w:rPr>
-      </w:pPr>
-      <w:r>
-        <w:rPr>
-          <w:rFonts w:ascii="SimSun" w:hAnsi="SimSun" w:cs="SimSun"/>
-          <w:sz w:val="24"/>
-          <w:szCs w:val="24"/>
-          <w:highlight w:val="none"/>
-          <w:lang w:val="zh-CN"/>
-        </w:rPr>
+        <w:pStyle w:val="795"/>
+        <w:pBdr/>
+        <w:spacing/>
+        <w:ind/>
+        <w:rPr>
+          <w:rFonts w:ascii="SimSun" w:hAnsi="SimSun" w:cs="SimSun"/>
+          <w:sz w:val="24"/>
+          <w:szCs w:val="24"/>
+          <w:highlight w:val="none"/>
+          <w:lang w:val="zh-CN"/>
+        </w:rPr>
+      </w:pPr>
+      <w:r>
+        <w:rPr>
+          <w:rFonts w:ascii="SimSun" w:hAnsi="SimSun" w:cs="SimSun"/>
+          <w:sz w:val="24"/>
+          <w:szCs w:val="24"/>
+          <w:highlight w:val="none"/>
+          <w:lang w:val="zh-CN"/>
+        </w:rPr>
+        <w:t xml:space="preserve">mysql安装</w:t>
       </w:r>
       <w:r>
         <w:rPr>
@@ -22743,49 +22865,6 @@
     </w:p>
     <w:p>
       <w:pPr>
-        <w:pStyle w:val="795"/>
-        <w:pBdr/>
-        <w:spacing/>
-        <w:ind/>
-        <w:rPr>
-          <w:rFonts w:ascii="SimSun" w:hAnsi="SimSun" w:cs="SimSun"/>
-          <w:sz w:val="24"/>
-          <w:szCs w:val="24"/>
-          <w:highlight w:val="none"/>
-          <w:lang w:val="zh-CN"/>
-        </w:rPr>
-      </w:pPr>
-      <w:r>
-        <w:rPr>
-          <w:rFonts w:ascii="SimSun" w:hAnsi="SimSun" w:cs="SimSun"/>
-          <w:sz w:val="24"/>
-          <w:szCs w:val="24"/>
-          <w:highlight w:val="none"/>
-          <w:lang w:val="zh-CN"/>
-        </w:rPr>
-        <w:t xml:space="preserve">mysql安装</w:t>
-      </w:r>
-      <w:r>
-        <w:rPr>
-          <w:rFonts w:ascii="SimSun" w:hAnsi="SimSun" w:cs="SimSun"/>
-          <w:sz w:val="24"/>
-          <w:szCs w:val="24"/>
-          <w:highlight w:val="none"/>
-          <w:lang w:val="zh-CN"/>
-        </w:rPr>
-      </w:r>
-      <w:r>
-        <w:rPr>
-          <w:rFonts w:ascii="SimSun" w:hAnsi="SimSun" w:cs="SimSun"/>
-          <w:sz w:val="24"/>
-          <w:szCs w:val="24"/>
-          <w:highlight w:val="none"/>
-          <w:lang w:val="zh-CN"/>
-        </w:rPr>
-      </w:r>
-    </w:p>
-    <w:p>
-      <w:pPr>
         <w:pStyle w:val="796"/>
         <w:pBdr/>
         <w:spacing/>
@@ -22807,6 +22886,15 @@
           <w:lang w:val="zh-CN"/>
         </w:rPr>
         <w:t xml:space="preserve">安装</w:t>
+      </w:r>
+      <w:r>
+        <w:rPr>
+          <w:rFonts w:ascii="SimSun" w:hAnsi="SimSun" w:cs="SimSun"/>
+          <w:sz w:val="24"/>
+          <w:szCs w:val="24"/>
+          <w:highlight w:val="none"/>
+          <w:lang w:val="zh-CN"/>
+        </w:rPr>
       </w:r>
       <w:r>
         <w:rPr>
@@ -24339,6 +24427,15 @@
           <w:lang w:val="zh-CN"/>
         </w:rPr>
       </w:r>
+      <w:r>
+        <w:rPr>
+          <w:rFonts w:ascii="SimSun" w:hAnsi="SimSun" w:cs="SimSun"/>
+          <w:sz w:val="24"/>
+          <w:szCs w:val="24"/>
+          <w:highlight w:val="none"/>
+          <w:lang w:val="zh-CN"/>
+        </w:rPr>
+      </w:r>
     </w:p>
     <w:p>
       <w:pPr>
@@ -24720,7 +24817,15 @@
           <w:lang w:val="zh-CN"/>
         </w:rPr>
       </w:r>
-      <w:r/>
+      <w:r>
+        <w:rPr>
+          <w:rFonts w:ascii="SimSun" w:hAnsi="SimSun" w:cs="SimSun"/>
+          <w:sz w:val="24"/>
+          <w:szCs w:val="24"/>
+          <w:highlight w:val="none"/>
+          <w:lang w:val="zh-CN"/>
+        </w:rPr>
+      </w:r>
     </w:p>
     <w:p>
       <w:pPr>
@@ -24920,6 +25025,14 @@
           <w:lang w:val="zh-CN"/>
         </w:rPr>
       </w:r>
+      <w:r>
+        <w:rPr>
+          <w:rFonts w:hint="eastAsia" w:ascii="宋体" w:hAnsi="宋体" w:eastAsia="宋体"/>
+          <w:sz w:val="24"/>
+          <w:szCs w:val="24"/>
+          <w:highlight w:val="none"/>
+        </w:rPr>
+      </w:r>
     </w:p>
     <w:p>
       <w:pPr>
@@ -24958,6 +25071,7 @@
           <w:sz w:val="24"/>
           <w:szCs w:val="24"/>
           <w:highlight w:val="none"/>
+          <w:lang w:val="zh-CN"/>
         </w:rPr>
       </w:r>
     </w:p>
@@ -25290,7 +25404,15 @@
           <w:lang w:val="zh-CN"/>
         </w:rPr>
       </w:r>
-      <w:r/>
+      <w:r>
+        <w:rPr>
+          <w:rFonts w:ascii="SimSun" w:hAnsi="SimSun" w:cs="SimSun"/>
+          <w:sz w:val="24"/>
+          <w:szCs w:val="24"/>
+          <w:highlight w:val="none"/>
+          <w:lang w:val="zh-CN"/>
+        </w:rPr>
+      </w:r>
     </w:p>
     <w:p>
       <w:pPr>
@@ -25399,6 +25521,15 @@
           <w:lang w:val="zh-CN"/>
         </w:rPr>
       </w:r>
+      <w:r>
+        <w:rPr>
+          <w:rFonts w:ascii="SimSun" w:hAnsi="SimSun" w:cs="SimSun"/>
+          <w:sz w:val="24"/>
+          <w:szCs w:val="24"/>
+          <w:highlight w:val="none"/>
+          <w:lang w:val="zh-CN"/>
+        </w:rPr>
+      </w:r>
     </w:p>
     <w:p>
       <w:pPr>
@@ -25994,6 +26125,15 @@
           <w:lang w:val="zh-CN"/>
         </w:rPr>
       </w:r>
+      <w:r>
+        <w:rPr>
+          <w:rFonts w:ascii="SimSun" w:hAnsi="SimSun" w:cs="SimSun"/>
+          <w:sz w:val="24"/>
+          <w:szCs w:val="24"/>
+          <w:highlight w:val="none"/>
+          <w:lang w:val="zh-CN"/>
+        </w:rPr>
+      </w:r>
     </w:p>
     <w:p>
       <w:pPr>
@@ -26437,7 +26577,6 @@
           <w:sz w:val="22"/>
           <w:szCs w:val="22"/>
           <w:highlight w:val="none"/>
-          <w:lang w:val="zh-CN"/>
           <w14:ligatures w14:val="none"/>
         </w:rPr>
       </w:r>
@@ -27822,6 +27961,15 @@
           <w:lang w:val="zh-CN"/>
         </w:rPr>
       </w:r>
+      <w:r>
+        <w:rPr>
+          <w:rFonts w:ascii="SimSun" w:hAnsi="SimSun" w:cs="SimSun"/>
+          <w:sz w:val="24"/>
+          <w:szCs w:val="24"/>
+          <w:highlight w:val="none"/>
+          <w:lang w:val="zh-CN"/>
+        </w:rPr>
+      </w:r>
     </w:p>
     <w:p>
       <w:pPr>
@@ -27917,6 +28065,15 @@
           <w:lang w:val="zh-CN"/>
         </w:rPr>
         <w:t xml:space="preserve">：</w:t>
+      </w:r>
+      <w:r>
+        <w:rPr>
+          <w:rFonts w:ascii="SimSun" w:hAnsi="SimSun" w:cs="SimSun"/>
+          <w:sz w:val="24"/>
+          <w:szCs w:val="24"/>
+          <w:highlight w:val="none"/>
+          <w:lang w:val="zh-CN"/>
+        </w:rPr>
       </w:r>
       <w:r>
         <w:rPr>
@@ -31337,6 +31494,15 @@
           <w:lang w:val="zh-CN"/>
         </w:rPr>
       </w:r>
+      <w:r>
+        <w:rPr>
+          <w:rFonts w:ascii="SimSun" w:hAnsi="SimSun" w:cs="SimSun"/>
+          <w:sz w:val="24"/>
+          <w:szCs w:val="24"/>
+          <w:highlight w:val="none"/>
+          <w:lang w:val="zh-CN"/>
+        </w:rPr>
+      </w:r>
     </w:p>
     <w:p>
       <w:pPr>
@@ -31401,7 +31567,6 @@
         </w:rPr>
         <w:t xml:space="preserve">/</w:t>
       </w:r>
-      <w:r/>
       <w:r>
         <w:rPr>
           <w:rFonts w:ascii="SimSun" w:hAnsi="SimSun" w:cs="SimSun"/>
@@ -31606,18 +31771,8 @@
           <w:highlight w:val="none"/>
           <w:lang w:val="zh-CN"/>
         </w:rPr>
-      </w:r>
-      <w:r>
-        <w:rPr>
-          <w:rFonts w:ascii="SimSun" w:hAnsi="SimSun" w:cs="SimSun"/>
-          <w:sz w:val="24"/>
-          <w:szCs w:val="24"/>
-          <w:highlight w:val="none"/>
-          <w:lang w:val="zh-CN"/>
-        </w:rPr>
         <w:t xml:space="preserve">/</w:t>
       </w:r>
-      <w:r/>
       <w:r>
         <w:rPr>
           <w:rFonts w:ascii="SimSun" w:hAnsi="SimSun" w:cs="SimSun"/>
@@ -31896,6 +32051,15 @@
           <w:lang w:val="zh-CN"/>
         </w:rPr>
         <w:t xml:space="preserve"> –y</w:t>
+      </w:r>
+      <w:r>
+        <w:rPr>
+          <w:rFonts w:ascii="SimSun" w:hAnsi="SimSun" w:cs="SimSun"/>
+          <w:sz w:val="24"/>
+          <w:szCs w:val="24"/>
+          <w:highlight w:val="none"/>
+          <w:lang w:val="zh-CN"/>
+        </w:rPr>
       </w:r>
       <w:r>
         <w:rPr>
